--- a/svoyo-delo/대본/8부/11화_Volkov_ukhodit.docx
+++ b/svoyo-delo/대본/8부/11화_Volkov_ukhodit.docx
@@ -1394,7 +1394,7 @@
         <w:t xml:space="preserve"> </w:t>
       </w:r>
       <w:r>
-        <w:t xml:space="preserve">- 규칙: 지문 없음. 전 화 100% 「화자명: 대사」. 1턴 18단어 이내 + 긴 턴 10~15회(30~55단어). 문법 초점(C1+): 속담(Обвесишь — сам взвесишься), 대조 정의(Конкурент — это тот, с кем…), 함축(Мне там темно), 관용 작별(До свидания. Не «пока»).</w:t>
+        <w:t xml:space="preserve">- 규칙: 지문 없음. 전 화 100% 「화자명: 대사」. 1턴 24단어 이내 + 긴 턴 10~15회(35~60단어). 문법 초점(C1+): 속담(Обвесишь — сам взвесишься), 대조 정의(Конкурент — это тот, с кем…), 함축(Мне там темно), 관용 작별(До свидания. Не «пока»).</w:t>
       </w:r>
       <w:r>
         <w:t xml:space="preserve"> </w:t>
@@ -1530,119 +1530,119 @@
         <w:pStyle w:val="FirstParagraph"/>
       </w:pPr>
       <w:r>
-        <w:t xml:space="preserve">OLGA: «Без условий». Когда Волков пишет «без условий» — значит, условие одно, и он его не назовёт.</w:t>
-      </w:r>
-    </w:p>
-    <w:p>
-      <w:pPr>
-        <w:pStyle w:val="BodyText"/>
-      </w:pPr>
-      <w:r>
-        <w:t xml:space="preserve">IRINA: Может, он просто хочет посмотреть на картонку. Люди иногда хотят просто посмотреть.</w:t>
-      </w:r>
-    </w:p>
-    <w:p>
-      <w:pPr>
-        <w:pStyle w:val="BodyText"/>
-      </w:pPr>
-      <w:r>
-        <w:t xml:space="preserve">OLGA: Волков — не «люди». Волков — сорок складов.</w:t>
-      </w:r>
-    </w:p>
-    <w:p>
-      <w:pPr>
-        <w:pStyle w:val="BodyText"/>
-      </w:pPr>
-      <w:r>
-        <w:t xml:space="preserve">ALEKSEY: Оля, он проиграл. Проигравший приходит не торговаться. Он приходит сказать что-то одно.</w:t>
-      </w:r>
-    </w:p>
-    <w:p>
-      <w:pPr>
-        <w:pStyle w:val="BodyText"/>
-      </w:pPr>
-      <w:r>
-        <w:t xml:space="preserve">DOYUN: По-корейски проигравший приходит с подарком. Маленьким. Чтобы не было долга.</w:t>
-      </w:r>
-    </w:p>
-    <w:p>
-      <w:pPr>
-        <w:pStyle w:val="BodyText"/>
-      </w:pPr>
-      <w:r>
-        <w:t xml:space="preserve">OLGA: По-русски проигравший приходит с юристом. Чтобы долг был у тебя.</w:t>
-      </w:r>
-    </w:p>
-    <w:p>
-      <w:pPr>
-        <w:pStyle w:val="BodyText"/>
-      </w:pPr>
-      <w:r>
-        <w:t xml:space="preserve">ZOYA: Алексей Николаевич, он внизу. Один. Без папки. Без водителя. Сказал охране: «К Воронцову. Меня ждут».</w:t>
-      </w:r>
-    </w:p>
-    <w:p>
-      <w:pPr>
-        <w:pStyle w:val="BodyText"/>
-      </w:pPr>
-      <w:r>
-        <w:t xml:space="preserve">IRINA: Без папки. Это новое.</w:t>
-      </w:r>
-    </w:p>
-    <w:p>
-      <w:pPr>
-        <w:pStyle w:val="BodyText"/>
-      </w:pPr>
-      <w:r>
-        <w:t xml:space="preserve">ALEKSEY: Зоя, проводите. И кофе. Как он любит — без сахара, но со льдом. Я запомнил на складе.</w:t>
-      </w:r>
-    </w:p>
-    <w:p>
-      <w:pPr>
-        <w:pStyle w:val="BodyText"/>
-      </w:pPr>
-      <w:r>
-        <w:t xml:space="preserve">ZOYA: Со льдом? В октябре? Снег же.</w:t>
-      </w:r>
-    </w:p>
-    <w:p>
-      <w:pPr>
-        <w:pStyle w:val="BodyText"/>
-      </w:pPr>
-      <w:r>
-        <w:t xml:space="preserve">ALEKSEY: Он пьёт со льдом и в январе. Говорит: «Горячее — для тех, кто торопится».</w:t>
-      </w:r>
-    </w:p>
-    <w:p>
-      <w:pPr>
-        <w:pStyle w:val="BodyText"/>
-      </w:pPr>
-      <w:r>
-        <w:t xml:space="preserve">VOLKOV: Воронцов. Двенадцать ноль-ноль. Миронова. Белова. А это — Пак? Член совета от «Седжина». Читал в реестре заявок. Вчера вечером.</w:t>
-      </w:r>
-    </w:p>
-    <w:p>
-      <w:pPr>
-        <w:pStyle w:val="BodyText"/>
-      </w:pPr>
-      <w:r>
-        <w:t xml:space="preserve">DOYUN: Добрый день, господин Волков. Реестр ещё не обновился. Вы читаете быстрее реестра.</w:t>
-      </w:r>
-    </w:p>
-    <w:p>
-      <w:pPr>
-        <w:pStyle w:val="BodyText"/>
-      </w:pPr>
-      <w:r>
-        <w:t xml:space="preserve">VOLKOV: Я всегда читаю быстрее реестра. Это моя профессия. Где картонка?</w:t>
-      </w:r>
-    </w:p>
-    <w:p>
-      <w:pPr>
-        <w:pStyle w:val="BodyText"/>
-      </w:pPr>
-      <w:r>
-        <w:t xml:space="preserve">ALEKSEY: Над дверью. Там же. Только теперь внизу — строчка. Моей рукой.</w:t>
+        <w:t xml:space="preserve">OLGA: «Без условий». Когда Волков пишет «без условий», это значит, что условие одно, но он его не назовёт.</w:t>
+      </w:r>
+    </w:p>
+    <w:p>
+      <w:pPr>
+        <w:pStyle w:val="BodyText"/>
+      </w:pPr>
+      <w:r>
+        <w:t xml:space="preserve">IRINA: Может, он просто хочет посмотреть на картонку? Люди иногда хотят просто посмотреть, без всякой задней мысли.</w:t>
+      </w:r>
+    </w:p>
+    <w:p>
+      <w:pPr>
+        <w:pStyle w:val="BodyText"/>
+      </w:pPr>
+      <w:r>
+        <w:t xml:space="preserve">OLGA: Волков — это не «люди», Ира. Волков — это сорок складов.</w:t>
+      </w:r>
+    </w:p>
+    <w:p>
+      <w:pPr>
+        <w:pStyle w:val="BodyText"/>
+      </w:pPr>
+      <w:r>
+        <w:t xml:space="preserve">ALEKSEY: Оля, он проиграл. Проигравший приходит не торговаться, а сказать что-то одно, самое важное.</w:t>
+      </w:r>
+    </w:p>
+    <w:p>
+      <w:pPr>
+        <w:pStyle w:val="BodyText"/>
+      </w:pPr>
+      <w:r>
+        <w:t xml:space="preserve">DOYUN: По-корейски проигравший приходит с подарком, маленьким, чтобы не было долга.</w:t>
+      </w:r>
+    </w:p>
+    <w:p>
+      <w:pPr>
+        <w:pStyle w:val="BodyText"/>
+      </w:pPr>
+      <w:r>
+        <w:t xml:space="preserve">OLGA: А по-русски проигравший приходит с юристом, чтобы долг остался у тебя.</w:t>
+      </w:r>
+    </w:p>
+    <w:p>
+      <w:pPr>
+        <w:pStyle w:val="BodyText"/>
+      </w:pPr>
+      <w:r>
+        <w:t xml:space="preserve">ZOYA: Алексей Николаевич, он внизу, один, без папки и без водителя. Сказал охране: «К Воронцову. Меня ждут».</w:t>
+      </w:r>
+    </w:p>
+    <w:p>
+      <w:pPr>
+        <w:pStyle w:val="BodyText"/>
+      </w:pPr>
+      <w:r>
+        <w:t xml:space="preserve">IRINA: Без папки? Это что-то новое, раньше он без неё не ходил.</w:t>
+      </w:r>
+    </w:p>
+    <w:p>
+      <w:pPr>
+        <w:pStyle w:val="BodyText"/>
+      </w:pPr>
+      <w:r>
+        <w:t xml:space="preserve">ALEKSEY: Зоя, проводите его, пожалуйста, и сделайте кофе, как он любит: без сахара, но со льдом. Я запомнил на складе.</w:t>
+      </w:r>
+    </w:p>
+    <w:p>
+      <w:pPr>
+        <w:pStyle w:val="BodyText"/>
+      </w:pPr>
+      <w:r>
+        <w:t xml:space="preserve">ZOYA: Со льдом? В октябре? На улице же снег идёт.</w:t>
+      </w:r>
+    </w:p>
+    <w:p>
+      <w:pPr>
+        <w:pStyle w:val="BodyText"/>
+      </w:pPr>
+      <w:r>
+        <w:t xml:space="preserve">ALEKSEY: Он пьёт со льдом и в январе, и говорит: «Горячее — для тех, кто торопится».</w:t>
+      </w:r>
+    </w:p>
+    <w:p>
+      <w:pPr>
+        <w:pStyle w:val="BodyText"/>
+      </w:pPr>
+      <w:r>
+        <w:t xml:space="preserve">VOLKOV: Воронцов, двенадцать ноль-ноль. Миронова, Белова. А это Пак, член совета от «Седжина»? Читал вчера вечером в реестре заявок.</w:t>
+      </w:r>
+    </w:p>
+    <w:p>
+      <w:pPr>
+        <w:pStyle w:val="BodyText"/>
+      </w:pPr>
+      <w:r>
+        <w:t xml:space="preserve">DOYUN: Добрый день, господин Волков. Реестр ещё не обновился, так что вы читаете быстрее реестра.</w:t>
+      </w:r>
+    </w:p>
+    <w:p>
+      <w:pPr>
+        <w:pStyle w:val="BodyText"/>
+      </w:pPr>
+      <w:r>
+        <w:t xml:space="preserve">VOLKOV: Я всегда читаю быстрее реестра, это моя профессия. Где же ваша картонка?</w:t>
+      </w:r>
+    </w:p>
+    <w:p>
+      <w:pPr>
+        <w:pStyle w:val="BodyText"/>
+      </w:pPr>
+      <w:r>
+        <w:t xml:space="preserve">ALEKSEY: Над дверью, там же, где и была. Только теперь внизу есть строчка, написанная моей рукой.</w:t>
       </w:r>
     </w:p>
     <w:bookmarkEnd w:id="21"/>
@@ -1660,279 +1660,279 @@
         <w:pStyle w:val="FirstParagraph"/>
       </w:pPr>
       <w:r>
-        <w:t xml:space="preserve">VOLKOV: «Не навреди». А внизу — «Себе — тоже». Это новое. Криво.</w:t>
-      </w:r>
-    </w:p>
-    <w:p>
-      <w:pPr>
-        <w:pStyle w:val="BodyText"/>
-      </w:pPr>
-      <w:r>
-        <w:t xml:space="preserve">ALEKSEY: Бабушка сказала дописать. Перед смертью. Моей рукой.</w:t>
-      </w:r>
-    </w:p>
-    <w:p>
-      <w:pPr>
-        <w:pStyle w:val="BodyText"/>
-      </w:pPr>
-      <w:r>
-        <w:t xml:space="preserve">VOLKOV: Соболезную ещё раз. Я тогда сказал — по протоколу. Сейчас говорю — по-человечески.</w:t>
-      </w:r>
-    </w:p>
-    <w:p>
-      <w:pPr>
-        <w:pStyle w:val="BodyText"/>
-      </w:pPr>
-      <w:r>
-        <w:t xml:space="preserve">ALEKSEY: Спасибо, Сергей Павлович. Я слышу разницу.</w:t>
-      </w:r>
-    </w:p>
-    <w:p>
-      <w:pPr>
-        <w:pStyle w:val="BodyText"/>
-      </w:pPr>
-      <w:r>
-        <w:t xml:space="preserve">VOLKOV: А это что рядом? Листы с подписями?</w:t>
-      </w:r>
-    </w:p>
-    <w:p>
-      <w:pPr>
-        <w:pStyle w:val="BodyText"/>
-      </w:pPr>
-      <w:r>
-        <w:t xml:space="preserve">OLGA: Письмо сотрудников. «Мы не просим не продавать. Мы просим не продавать нас вслепую». Шестьдесят одна подпись.</w:t>
-      </w:r>
-    </w:p>
-    <w:p>
-      <w:pPr>
-        <w:pStyle w:val="BodyText"/>
-      </w:pPr>
-      <w:r>
-        <w:t xml:space="preserve">VOLKOV: «Вслепую». Это после моего аналитика? Того, что спросил кладовщиков?</w:t>
-      </w:r>
-    </w:p>
-    <w:p>
-      <w:pPr>
-        <w:pStyle w:val="BodyText"/>
-      </w:pPr>
-      <w:r>
-        <w:t xml:space="preserve">OLGA: До. Письмо — до. Ваш аналитик — после. Он просто подтвердил, что письмо было правильным.</w:t>
-      </w:r>
-    </w:p>
-    <w:p>
-      <w:pPr>
-        <w:pStyle w:val="BodyText"/>
-      </w:pPr>
-      <w:r>
-        <w:t xml:space="preserve">VOLKOV: Значит, я сам вам помог. Дважды. Условиями и аналитиком. Неприятно, но точно.</w:t>
-      </w:r>
-    </w:p>
-    <w:p>
-      <w:pPr>
-        <w:pStyle w:val="BodyText"/>
-      </w:pPr>
-      <w:r>
-        <w:t xml:space="preserve">IRINA: Неприятно — тоже информация.</w:t>
-      </w:r>
-    </w:p>
-    <w:p>
-      <w:pPr>
-        <w:pStyle w:val="BodyText"/>
-      </w:pPr>
-      <w:r>
-        <w:t xml:space="preserve">VOLKOV: Тридцать восьмая подпись. Светлана Котова. Она у меня работает. С прошлого понедельника.</w:t>
-      </w:r>
-    </w:p>
-    <w:p>
-      <w:pPr>
-        <w:pStyle w:val="BodyText"/>
-      </w:pPr>
-      <w:r>
-        <w:t xml:space="preserve">ALEKSEY: Знаю. Она подписала честно. И ушла честно. Подпись остаётся.</w:t>
-      </w:r>
-    </w:p>
-    <w:p>
-      <w:pPr>
-        <w:pStyle w:val="BodyText"/>
-      </w:pPr>
-      <w:r>
-        <w:t xml:space="preserve">VOLKOV: Она хороший менеджер. Я её не отдам. Но я ей скажу, что её подпись висит. Ей будет приятно.</w:t>
-      </w:r>
-    </w:p>
-    <w:p>
-      <w:pPr>
-        <w:pStyle w:val="BodyText"/>
-      </w:pPr>
-      <w:r>
-        <w:t xml:space="preserve">IRINA: Вы так сделаете?</w:t>
-      </w:r>
-    </w:p>
-    <w:p>
-      <w:pPr>
-        <w:pStyle w:val="BodyText"/>
-      </w:pPr>
-      <w:r>
-        <w:t xml:space="preserve">VOLKOV: Сделаю. Я не всегда добрый, Белова. Но я всегда точный. Приятное — тоже информация.</w:t>
-      </w:r>
-    </w:p>
-    <w:p>
-      <w:pPr>
-        <w:pStyle w:val="BodyText"/>
-      </w:pPr>
-      <w:r>
-        <w:t xml:space="preserve">ALEKSEY: Сергей Павлович, можно вопрос? Без протокола, без Шабанова, без Ольги с её актами. Почему вы хотели нас купить? На самом деле. Не «синергия». Не «свобода оптимизации». Не девятьсот миллионов премии. Что вы хотели получить за четыре миллиарда, кроме наших ночей?</w:t>
-      </w:r>
-    </w:p>
-    <w:p>
-      <w:pPr>
-        <w:pStyle w:val="BodyText"/>
-      </w:pPr>
-      <w:r>
-        <w:t xml:space="preserve">VOLKOV: На самом деле? Сядем. Кофе со льдом — запомнили? Хорошо. Мне пятьдесят семь. У меня сорок складов, две тысячи клиник, три тысячи человек. И ни одной картонки. Ни одной. Я хотел купить то, что не умею строить. Вы мне отказали правильно. Это не покупается. Я проверил. За четыре миллиарда.</w:t>
-      </w:r>
-    </w:p>
-    <w:p>
-      <w:pPr>
-        <w:pStyle w:val="BodyText"/>
-      </w:pPr>
-      <w:r>
-        <w:t xml:space="preserve">OLGA: Вы могли бы построить своё. У вас есть деньги.</w:t>
-      </w:r>
-    </w:p>
-    <w:p>
-      <w:pPr>
-        <w:pStyle w:val="BodyText"/>
-      </w:pPr>
-      <w:r>
-        <w:t xml:space="preserve">VOLKOV: Деньги есть. Бабушки нет, Миронова. Моя бабушка торговала семечками на рынке в Ярославле. Она говорила одно: «Обвесишь — сам взвесишься». Хорошая фраза. Но на картонку её не повесишь. Её на весы вешают.</w:t>
-      </w:r>
-    </w:p>
-    <w:p>
-      <w:pPr>
-        <w:pStyle w:val="BodyText"/>
-      </w:pPr>
-      <w:r>
-        <w:t xml:space="preserve">IRINA: «Обвесишь — сам взвесишься». Это тоже правило.</w:t>
-      </w:r>
-    </w:p>
-    <w:p>
-      <w:pPr>
-        <w:pStyle w:val="BodyText"/>
-      </w:pPr>
-      <w:r>
-        <w:t xml:space="preserve">VOLKOV: Правило. Я его забыл между девяносто третьим и двухтысячным. Начинал с багажника «девятки». Лекарства. Знали?</w:t>
-      </w:r>
-    </w:p>
-    <w:p>
-      <w:pPr>
-        <w:pStyle w:val="BodyText"/>
-      </w:pPr>
-      <w:r>
-        <w:t xml:space="preserve">ALEKSEY: Не знал.</w:t>
-      </w:r>
-    </w:p>
-    <w:p>
-      <w:pPr>
-        <w:pStyle w:val="BodyText"/>
-      </w:pPr>
-      <w:r>
-        <w:t xml:space="preserve">OLGA: Я знала. Шестнадцать лет назад вы рассказывали. Про «девятку». Один раз.</w:t>
-      </w:r>
-    </w:p>
-    <w:p>
-      <w:pPr>
-        <w:pStyle w:val="BodyText"/>
-      </w:pPr>
-      <w:r>
-        <w:t xml:space="preserve">VOLKOV: Миронова — исключение. Больше никто не знает. Я не рассказываю это даже своим директорам — им незачем знать, что сорок складов начались с одного багажника. Сегодня рассказываю. Потому что проиграл. Проигравший может говорить правду. Победителю нельзя — ему надо держать лицо.</w:t>
-      </w:r>
-    </w:p>
-    <w:p>
-      <w:pPr>
-        <w:pStyle w:val="BodyText"/>
-      </w:pPr>
-      <w:r>
-        <w:t xml:space="preserve">DOYUN: Президент Юн сказал бы то же. Только короче.</w:t>
-      </w:r>
-    </w:p>
-    <w:p>
-      <w:pPr>
-        <w:pStyle w:val="BodyText"/>
-      </w:pPr>
-      <w:r>
-        <w:t xml:space="preserve">VOLKOV: Юн всегда говорит короче. Я звонил ему вчера. После вашего письма. Поздравил.</w:t>
-      </w:r>
-    </w:p>
-    <w:p>
-      <w:pPr>
-        <w:pStyle w:val="BodyText"/>
-      </w:pPr>
-      <w:r>
-        <w:t xml:space="preserve">ALEKSEY: Вы поздравили Юна?</w:t>
-      </w:r>
-    </w:p>
-    <w:p>
-      <w:pPr>
-        <w:pStyle w:val="BodyText"/>
-      </w:pPr>
-      <w:r>
-        <w:t xml:space="preserve">VOLKOV: Поздравил. Он сказал мне одну фразу. По-английски, медленно, как учитель. «I can wait too». Я тоже умею ждать. Мне понравилось. Мы с ним похожи, оказывается. Только он ждёт людей, а я — сделки. Его ожидание дороже. Я это понял вчера, в одиннадцать вечера, с калькулятором в руках.</w:t>
-      </w:r>
-    </w:p>
-    <w:p>
-      <w:pPr>
-        <w:pStyle w:val="BodyText"/>
-      </w:pPr>
-      <w:r>
-        <w:t xml:space="preserve">OLGA: Сергей Павлович, а условие? «Без условий» — это ведь тоже условие. Какое?</w:t>
-      </w:r>
-    </w:p>
-    <w:p>
-      <w:pPr>
-        <w:pStyle w:val="BodyText"/>
-      </w:pPr>
-      <w:r>
-        <w:t xml:space="preserve">VOLKOV: Миронова. Вы неисправимы. Хорошо. Одно. Новосибирский склад. Наш договор. Я его не трогаю. Склад — это склад. Я не мщу складом. Условие такое: вы его тоже не трогайте. Даже когда я стану вашим конкурентом.</w:t>
-      </w:r>
-    </w:p>
-    <w:p>
-      <w:pPr>
-        <w:pStyle w:val="BodyText"/>
-      </w:pPr>
-      <w:r>
-        <w:t xml:space="preserve">ALEKSEY: Когда станете?</w:t>
-      </w:r>
-    </w:p>
-    <w:p>
-      <w:pPr>
-        <w:pStyle w:val="BodyText"/>
-      </w:pPr>
-      <w:r>
-        <w:t xml:space="preserve">VOLKOV: Через год. «Северная Премиум». Итальянский гель, хороший, я его сам проверял у Зуевой — не удивляйтесь, она проверяет всех. Я приду к вашим врачам. Дешевле на двадцать процентов. С хорошими документами. С дневной линией. Без ночной. Будьте готовы. Я не буду играть грязно. Но буду играть.</w:t>
-      </w:r>
-    </w:p>
-    <w:p>
-      <w:pPr>
-        <w:pStyle w:val="BodyText"/>
-      </w:pPr>
-      <w:r>
-        <w:t xml:space="preserve">ALEKSEY: Будем готовы. А ночью?</w:t>
-      </w:r>
-    </w:p>
-    <w:p>
-      <w:pPr>
-        <w:pStyle w:val="BodyText"/>
-      </w:pPr>
-      <w:r>
-        <w:t xml:space="preserve">VOLKOV: Ночью пусть звонят вам. Я не обижусь. Это ваш рынок. Ночной. Я туда не пойду. Мне там темно.</w:t>
-      </w:r>
-    </w:p>
-    <w:p>
-      <w:pPr>
-        <w:pStyle w:val="BodyText"/>
-      </w:pPr>
-      <w:r>
-        <w:t xml:space="preserve">ALEKSEY: Договорились. Склад не трогаем. Ни вы, ни мы.</w:t>
+        <w:t xml:space="preserve">VOLKOV: «Не навреди». А внизу «Себе — тоже». Это новое, и написано криво.</w:t>
+      </w:r>
+    </w:p>
+    <w:p>
+      <w:pPr>
+        <w:pStyle w:val="BodyText"/>
+      </w:pPr>
+      <w:r>
+        <w:t xml:space="preserve">ALEKSEY: Бабушка перед смертью сказала мне дописать это моей рукой.</w:t>
+      </w:r>
+    </w:p>
+    <w:p>
+      <w:pPr>
+        <w:pStyle w:val="BodyText"/>
+      </w:pPr>
+      <w:r>
+        <w:t xml:space="preserve">VOLKOV: Соболезную ещё раз. Тогда я сказал это по протоколу, а сейчас говорю по-человечески.</w:t>
+      </w:r>
+    </w:p>
+    <w:p>
+      <w:pPr>
+        <w:pStyle w:val="BodyText"/>
+      </w:pPr>
+      <w:r>
+        <w:t xml:space="preserve">ALEKSEY: Спасибо, Сергей Павлович. Я слышу эту разницу, поверьте.</w:t>
+      </w:r>
+    </w:p>
+    <w:p>
+      <w:pPr>
+        <w:pStyle w:val="BodyText"/>
+      </w:pPr>
+      <w:r>
+        <w:t xml:space="preserve">VOLKOV: А это что рядом висит? Листы с подписями?</w:t>
+      </w:r>
+    </w:p>
+    <w:p>
+      <w:pPr>
+        <w:pStyle w:val="BodyText"/>
+      </w:pPr>
+      <w:r>
+        <w:t xml:space="preserve">OLGA: Это письмо сотрудников: «Мы не просим не продавать. Мы просим не продавать нас вслепую». Шестьдесят одна подпись.</w:t>
+      </w:r>
+    </w:p>
+    <w:p>
+      <w:pPr>
+        <w:pStyle w:val="BodyText"/>
+      </w:pPr>
+      <w:r>
+        <w:t xml:space="preserve">VOLKOV: «Вслепую». Это появилось после моего аналитика? Того, что спрашивал кладовщиков?</w:t>
+      </w:r>
+    </w:p>
+    <w:p>
+      <w:pPr>
+        <w:pStyle w:val="BodyText"/>
+      </w:pPr>
+      <w:r>
+        <w:t xml:space="preserve">OLGA: До. Письмо было до, а ваш аналитик после. Он просто подтвердил, что письмо было правильным.</w:t>
+      </w:r>
+    </w:p>
+    <w:p>
+      <w:pPr>
+        <w:pStyle w:val="BodyText"/>
+      </w:pPr>
+      <w:r>
+        <w:t xml:space="preserve">VOLKOV: Значит, я сам вам помог, причём дважды: условиями и аналитиком. Неприятно, но точно.</w:t>
+      </w:r>
+    </w:p>
+    <w:p>
+      <w:pPr>
+        <w:pStyle w:val="BodyText"/>
+      </w:pPr>
+      <w:r>
+        <w:t xml:space="preserve">IRINA: Неприятное — тоже информация, Сергей Павлович.</w:t>
+      </w:r>
+    </w:p>
+    <w:p>
+      <w:pPr>
+        <w:pStyle w:val="BodyText"/>
+      </w:pPr>
+      <w:r>
+        <w:t xml:space="preserve">VOLKOV: Тридцать восьмая подпись — Светлана Котова. Она работает у меня с прошлого понедельника.</w:t>
+      </w:r>
+    </w:p>
+    <w:p>
+      <w:pPr>
+        <w:pStyle w:val="BodyText"/>
+      </w:pPr>
+      <w:r>
+        <w:t xml:space="preserve">ALEKSEY: Знаю. Она подписала честно и ушла честно, поэтому подпись остаётся.</w:t>
+      </w:r>
+    </w:p>
+    <w:p>
+      <w:pPr>
+        <w:pStyle w:val="BodyText"/>
+      </w:pPr>
+      <w:r>
+        <w:t xml:space="preserve">VOLKOV: Она хороший менеджер, и я её не отдам. Но я ей скажу, что её подпись здесь висит. Ей будет приятно.</w:t>
+      </w:r>
+    </w:p>
+    <w:p>
+      <w:pPr>
+        <w:pStyle w:val="BodyText"/>
+      </w:pPr>
+      <w:r>
+        <w:t xml:space="preserve">IRINA: Вы правда так сделаете? Скажете ей?</w:t>
+      </w:r>
+    </w:p>
+    <w:p>
+      <w:pPr>
+        <w:pStyle w:val="BodyText"/>
+      </w:pPr>
+      <w:r>
+        <w:t xml:space="preserve">VOLKOV: Сделаю. Я не всегда добрый, Белова, но я всегда точный. Приятное — тоже информация.</w:t>
+      </w:r>
+    </w:p>
+    <w:p>
+      <w:pPr>
+        <w:pStyle w:val="BodyText"/>
+      </w:pPr>
+      <w:r>
+        <w:t xml:space="preserve">ALEKSEY: Сергей Павлович, можно вопрос? Без протокола, без Шабанова, без Ольги с её актами. Почему вы хотели нас купить, на самом деле? Не «синергия», не «свобода оптимизации», не девятьсот миллионов премии. Что вы хотели получить за четыре миллиарда, кроме наших ночей?</w:t>
+      </w:r>
+    </w:p>
+    <w:p>
+      <w:pPr>
+        <w:pStyle w:val="BodyText"/>
+      </w:pPr>
+      <w:r>
+        <w:t xml:space="preserve">VOLKOV: На самом деле? Сядем. Кофе со льдом — запомнили? Хорошо. Мне пятьдесят семь, у меня сорок складов, две тысячи клиник и три тысячи человек. И ни одной картонки, ни одной. Я хотел купить то, что не умею строить. Вы мне отказали правильно: это не покупается, я проверил за четыре миллиарда.</w:t>
+      </w:r>
+    </w:p>
+    <w:p>
+      <w:pPr>
+        <w:pStyle w:val="BodyText"/>
+      </w:pPr>
+      <w:r>
+        <w:t xml:space="preserve">OLGA: Но вы могли бы построить своё. У вас ведь есть деньги, и немалые.</w:t>
+      </w:r>
+    </w:p>
+    <w:p>
+      <w:pPr>
+        <w:pStyle w:val="BodyText"/>
+      </w:pPr>
+      <w:r>
+        <w:t xml:space="preserve">VOLKOV: Деньги есть, а бабушки нет, Миронова. Моя бабушка торговала семечками на рынке в Ярославле и говорила одно: «Обвесишь — сам взвесишься». Хорошая фраза, но на картонку её не повесишь, её на весы вешают. А весы у меня теперь электронные, им фразы не нужны.</w:t>
+      </w:r>
+    </w:p>
+    <w:p>
+      <w:pPr>
+        <w:pStyle w:val="BodyText"/>
+      </w:pPr>
+      <w:r>
+        <w:t xml:space="preserve">IRINA: «Обвесишь — сам взвесишься». Это ведь тоже правило, и очень хорошее.</w:t>
+      </w:r>
+    </w:p>
+    <w:p>
+      <w:pPr>
+        <w:pStyle w:val="BodyText"/>
+      </w:pPr>
+      <w:r>
+        <w:t xml:space="preserve">VOLKOV: Правило, которое я забыл где-то между девяносто третьим и двухтысячным. Я начинал с багажника «девятки», возил лекарства. Вы знали?</w:t>
+      </w:r>
+    </w:p>
+    <w:p>
+      <w:pPr>
+        <w:pStyle w:val="BodyText"/>
+      </w:pPr>
+      <w:r>
+        <w:t xml:space="preserve">ALEKSEY: Нет, не знал. Вы никогда об этом не говорили, даже на складе.</w:t>
+      </w:r>
+    </w:p>
+    <w:p>
+      <w:pPr>
+        <w:pStyle w:val="BodyText"/>
+      </w:pPr>
+      <w:r>
+        <w:t xml:space="preserve">OLGA: А я знала. Шестнадцать лет назад вы рассказывали про «девятку», один-единственный раз.</w:t>
+      </w:r>
+    </w:p>
+    <w:p>
+      <w:pPr>
+        <w:pStyle w:val="BodyText"/>
+      </w:pPr>
+      <w:r>
+        <w:t xml:space="preserve">VOLKOV: Миронова — исключение, больше никто не знает. Я не рассказываю это даже своим директорам: им незачем знать, что сорок складов начались с одного багажника. А сегодня рассказываю, потому что проиграл. Проигравший может говорить правду. Победителю нельзя, ему надо держать лицо.</w:t>
+      </w:r>
+    </w:p>
+    <w:p>
+      <w:pPr>
+        <w:pStyle w:val="BodyText"/>
+      </w:pPr>
+      <w:r>
+        <w:t xml:space="preserve">DOYUN: Президент Юн сказал бы то же самое, только короче.</w:t>
+      </w:r>
+    </w:p>
+    <w:p>
+      <w:pPr>
+        <w:pStyle w:val="BodyText"/>
+      </w:pPr>
+      <w:r>
+        <w:t xml:space="preserve">VOLKOV: Юн всегда говорит короче. Я звонил ему вчера, после вашего письма, и поздравил.</w:t>
+      </w:r>
+    </w:p>
+    <w:p>
+      <w:pPr>
+        <w:pStyle w:val="BodyText"/>
+      </w:pPr>
+      <w:r>
+        <w:t xml:space="preserve">ALEKSEY: Вы поздравили Юна? Правда?</w:t>
+      </w:r>
+    </w:p>
+    <w:p>
+      <w:pPr>
+        <w:pStyle w:val="BodyText"/>
+      </w:pPr>
+      <w:r>
+        <w:t xml:space="preserve">VOLKOV: Поздравил. А он сказал мне одну фразу, по-английски, медленно, как учитель: «I can wait too». Я тоже умею ждать. Мне понравилось: оказывается, мы с ним похожи. Только он ждёт людей, а я сделки, и его ожидание дороже. Я понял это вчера в одиннадцать вечера, с калькулятором в руках.</w:t>
+      </w:r>
+    </w:p>
+    <w:p>
+      <w:pPr>
+        <w:pStyle w:val="BodyText"/>
+      </w:pPr>
+      <w:r>
+        <w:t xml:space="preserve">OLGA: Сергей Павлович, а условие? «Без условий» ведь тоже условие. Какое оно?</w:t>
+      </w:r>
+    </w:p>
+    <w:p>
+      <w:pPr>
+        <w:pStyle w:val="BodyText"/>
+      </w:pPr>
+      <w:r>
+        <w:t xml:space="preserve">VOLKOV: Миронова, вы неисправимы. Хорошо, одно. Новосибирский склад, наш договор: я его не трогаю, потому что склад — это склад. Я не мщу складом. А условие такое: вы его тоже не трогайте, даже когда я стану вашим конкурентом.</w:t>
+      </w:r>
+    </w:p>
+    <w:p>
+      <w:pPr>
+        <w:pStyle w:val="BodyText"/>
+      </w:pPr>
+      <w:r>
+        <w:t xml:space="preserve">ALEKSEY: Когда станете конкурентом? Вы уверены, что станете?</w:t>
+      </w:r>
+    </w:p>
+    <w:p>
+      <w:pPr>
+        <w:pStyle w:val="BodyText"/>
+      </w:pPr>
+      <w:r>
+        <w:t xml:space="preserve">VOLKOV: Через год. «Северная Премиум», итальянский гель, хороший, я его сам проверял у Зуевой — не удивляйтесь, она проверяет всех. Я приду к вашим врачам: дешевле на двадцать процентов, с хорошими документами, с дневной линией, но без ночной. Будьте готовы. Я не буду играть грязно. Но буду играть.</w:t>
+      </w:r>
+    </w:p>
+    <w:p>
+      <w:pPr>
+        <w:pStyle w:val="BodyText"/>
+      </w:pPr>
+      <w:r>
+        <w:t xml:space="preserve">ALEKSEY: Будем готовы. А как же ночью?</w:t>
+      </w:r>
+    </w:p>
+    <w:p>
+      <w:pPr>
+        <w:pStyle w:val="BodyText"/>
+      </w:pPr>
+      <w:r>
+        <w:t xml:space="preserve">VOLKOV: Ночью пусть звонят вам, я не обижусь. Это ваш рынок, ночной, и я туда не пойду: мне там темно.</w:t>
+      </w:r>
+    </w:p>
+    <w:p>
+      <w:pPr>
+        <w:pStyle w:val="BodyText"/>
+      </w:pPr>
+      <w:r>
+        <w:t xml:space="preserve">ALEKSEY: Договорились: склад не трогаем, ни вы, ни мы.</w:t>
       </w:r>
     </w:p>
     <w:bookmarkEnd w:id="22"/>
@@ -1950,159 +1950,159 @@
         <w:pStyle w:val="FirstParagraph"/>
       </w:pPr>
       <w:r>
-        <w:t xml:space="preserve">VOLKOV: Покажите мне людей. Не процедуры. Людей. Тех, что в отчёте Шабанова были «расходами».</w:t>
-      </w:r>
-    </w:p>
-    <w:p>
-      <w:pPr>
-        <w:pStyle w:val="BodyText"/>
-      </w:pPr>
-      <w:r>
-        <w:t xml:space="preserve">ALEKSEY: Пойдёмте. Только без аналитиков.</w:t>
-      </w:r>
-    </w:p>
-    <w:p>
-      <w:pPr>
-        <w:pStyle w:val="BodyText"/>
-      </w:pPr>
-      <w:r>
-        <w:t xml:space="preserve">VOLKOV: Без аналитиков. Одного я уже уволил. Второго — предупредил. Доктор Корнилова?</w:t>
-      </w:r>
-    </w:p>
-    <w:p>
-      <w:pPr>
-        <w:pStyle w:val="BodyText"/>
-      </w:pPr>
-      <w:r>
-        <w:t xml:space="preserve">KORNILOVA: Я. Вы — тот, кто хотел сделать из моего центра однодневную презентацию.</w:t>
-      </w:r>
-    </w:p>
-    <w:p>
-      <w:pPr>
-        <w:pStyle w:val="BodyText"/>
-      </w:pPr>
-      <w:r>
-        <w:t xml:space="preserve">VOLKOV: Я. Не отрицаю. Я бы и сейчас сделал. Для своих врачей. Вы бы согласились учить моих? За деньги?</w:t>
-      </w:r>
-    </w:p>
-    <w:p>
-      <w:pPr>
-        <w:pStyle w:val="BodyText"/>
-      </w:pPr>
-      <w:r>
-        <w:t xml:space="preserve">KORNILOVA: Нет. Ваших врачей я учить за деньги не буду, Сергей Павлович. Но приходите в последнюю пятницу месяца. День «Осложнения: узнать и позвонить». Бесплатно. Для всех врачей Москвы, какой бы гель они ни кололи. Даже для ваших. Особенно для ваших. Им это нужнее всего.</w:t>
-      </w:r>
-    </w:p>
-    <w:p>
-      <w:pPr>
-        <w:pStyle w:val="BodyText"/>
-      </w:pPr>
-      <w:r>
-        <w:t xml:space="preserve">VOLKOV: Особенно для моих. Это укол?</w:t>
-      </w:r>
-    </w:p>
-    <w:p>
-      <w:pPr>
-        <w:pStyle w:val="BodyText"/>
-      </w:pPr>
-      <w:r>
-        <w:t xml:space="preserve">KORNILOVA: Это медицина. Укол — это у нас по-другому называется. Мы его ставим правильно. Не торопясь.</w:t>
-      </w:r>
-    </w:p>
-    <w:p>
-      <w:pPr>
-        <w:pStyle w:val="BodyText"/>
-      </w:pPr>
-      <w:r>
-        <w:t xml:space="preserve">VOLKOV: Пришлю двадцать человек. Без «Северной» на бейджах. Пусть учатся как люди, не как мои.</w:t>
-      </w:r>
-    </w:p>
-    <w:p>
-      <w:pPr>
-        <w:pStyle w:val="BodyText"/>
-      </w:pPr>
-      <w:r>
-        <w:t xml:space="preserve">RITA: Сергей Павлович, Лисицына. Качество. Ваш склад в Новосибирске. Июль. Тридцать один день. Ноль отклонений.</w:t>
-      </w:r>
-    </w:p>
-    <w:p>
-      <w:pPr>
-        <w:pStyle w:val="BodyText"/>
-      </w:pPr>
-      <w:r>
-        <w:t xml:space="preserve">VOLKOV: Читал ваш журнал. Шабанов сказал: «Лучше нашего». Я ответил: «Знаю». Единственный пункт согласия.</w:t>
-      </w:r>
-    </w:p>
-    <w:p>
-      <w:pPr>
-        <w:pStyle w:val="BodyText"/>
-      </w:pPr>
-      <w:r>
-        <w:t xml:space="preserve">RITA: Ваш кадровик предлагала мне место. Без права остановки партии.</w:t>
-      </w:r>
-    </w:p>
-    <w:p>
-      <w:pPr>
-        <w:pStyle w:val="BodyText"/>
-      </w:pPr>
-      <w:r>
-        <w:t xml:space="preserve">VOLKOV: Она ошиблась. Я бы предложил с правом. Но вы бы всё равно отказались.</w:t>
-      </w:r>
-    </w:p>
-    <w:p>
-      <w:pPr>
-        <w:pStyle w:val="BodyText"/>
-      </w:pPr>
-      <w:r>
-        <w:t xml:space="preserve">RITA: Отказалась бы. Но мне было бы приятно. Приятное — тоже информация. Вы сами сказали. Зоя передала.</w:t>
-      </w:r>
-    </w:p>
-    <w:p>
-      <w:pPr>
-        <w:pStyle w:val="BodyText"/>
-      </w:pPr>
-      <w:r>
-        <w:t xml:space="preserve">VOLKOV: Здесь все всё передают. Опасная компания. Для конкурента.</w:t>
-      </w:r>
-    </w:p>
-    <w:p>
-      <w:pPr>
-        <w:pStyle w:val="BodyText"/>
-      </w:pPr>
-      <w:r>
-        <w:t xml:space="preserve">DOYUN: Это не опасность, господин Волков. Это мост. Я тоже передаю.</w:t>
-      </w:r>
-    </w:p>
-    <w:p>
-      <w:pPr>
-        <w:pStyle w:val="BodyText"/>
-      </w:pPr>
-      <w:r>
-        <w:t xml:space="preserve">VALYA: Можно? Я — Валентина. Линия. Ночная. Ваш аналитик считал меня. Двенадцать миллионов, ноль выручки.</w:t>
-      </w:r>
-    </w:p>
-    <w:p>
-      <w:pPr>
-        <w:pStyle w:val="BodyText"/>
-      </w:pPr>
-      <w:r>
-        <w:t xml:space="preserve">VOLKOV: Валентина. Сколько звонков за ночь? Скажите мне. Не ему — мне.</w:t>
-      </w:r>
-    </w:p>
-    <w:p>
-      <w:pPr>
-        <w:pStyle w:val="BodyText"/>
-      </w:pPr>
-      <w:r>
-        <w:t xml:space="preserve">VALYA: Пять-шесть. Треть — чужие, мы не спрашиваем чьи. Вчера ночью звонила женщина из Омска. Её кололи вашим гелем, старым, европейским, итальянский ещё не пришёл. Узелок над губой, страх, муж спит. Мы ей объяснили, что делать до утра. Утром её принял омский врач. Он был у Корниловой на бесплатном дне.</w:t>
-      </w:r>
-    </w:p>
-    <w:p>
-      <w:pPr>
-        <w:pStyle w:val="BodyText"/>
-      </w:pPr>
-      <w:r>
-        <w:t xml:space="preserve">VOLKOV: Из Омска. Мой гель. И вы ей помогли. Бесплатно.</w:t>
+        <w:t xml:space="preserve">VOLKOV: Покажите мне людей, а не процедуры. Тех людей, которые в отчёте Шабанова были «расходами».</w:t>
+      </w:r>
+    </w:p>
+    <w:p>
+      <w:pPr>
+        <w:pStyle w:val="BodyText"/>
+      </w:pPr>
+      <w:r>
+        <w:t xml:space="preserve">ALEKSEY: Пойдёмте, Сергей Павлович. Только без аналитиков, если можно.</w:t>
+      </w:r>
+    </w:p>
+    <w:p>
+      <w:pPr>
+        <w:pStyle w:val="BodyText"/>
+      </w:pPr>
+      <w:r>
+        <w:t xml:space="preserve">VOLKOV: Без аналитиков. Одного я уже уволил, второго предупредил. Доктор Корнилова, это вы?</w:t>
+      </w:r>
+    </w:p>
+    <w:p>
+      <w:pPr>
+        <w:pStyle w:val="BodyText"/>
+      </w:pPr>
+      <w:r>
+        <w:t xml:space="preserve">KORNILOVA: Я. А вы тот самый человек, который хотел сделать из моего центра однодневную презентацию.</w:t>
+      </w:r>
+    </w:p>
+    <w:p>
+      <w:pPr>
+        <w:pStyle w:val="BodyText"/>
+      </w:pPr>
+      <w:r>
+        <w:t xml:space="preserve">VOLKOV: Да, это я, не отрицаю, и я бы и сейчас сделал так для своих врачей. А вы бы согласились учить моих врачей за деньги?</w:t>
+      </w:r>
+    </w:p>
+    <w:p>
+      <w:pPr>
+        <w:pStyle w:val="BodyText"/>
+      </w:pPr>
+      <w:r>
+        <w:t xml:space="preserve">KORNILOVA: Нет, ваших врачей я учить за деньги не буду, Сергей Павлович. Но приходите в последнюю пятницу месяца, на день «Осложнения: узнать и позвонить». Это бесплатно, для всех врачей Москвы, какой бы гель они ни кололи. Даже для ваших. Особенно для ваших: им это нужнее всего.</w:t>
+      </w:r>
+    </w:p>
+    <w:p>
+      <w:pPr>
+        <w:pStyle w:val="BodyText"/>
+      </w:pPr>
+      <w:r>
+        <w:t xml:space="preserve">VOLKOV: «Особенно для моих». Это вы сейчас меня укололи?</w:t>
+      </w:r>
+    </w:p>
+    <w:p>
+      <w:pPr>
+        <w:pStyle w:val="BodyText"/>
+      </w:pPr>
+      <w:r>
+        <w:t xml:space="preserve">KORNILOVA: Это медицина. Уколы у нас называются по-другому, и мы их ставим правильно, не торопясь.</w:t>
+      </w:r>
+    </w:p>
+    <w:p>
+      <w:pPr>
+        <w:pStyle w:val="BodyText"/>
+      </w:pPr>
+      <w:r>
+        <w:t xml:space="preserve">VOLKOV: Пришлю двадцать человек, без «Северной» на бейджах. Пусть учатся как люди, а не как мои сотрудники.</w:t>
+      </w:r>
+    </w:p>
+    <w:p>
+      <w:pPr>
+        <w:pStyle w:val="BodyText"/>
+      </w:pPr>
+      <w:r>
+        <w:t xml:space="preserve">RITA: Сергей Павлович, я Лисицына, отдел качества. Ваш склад в Новосибирске, июль: тридцать один день и ноль отклонений.</w:t>
+      </w:r>
+    </w:p>
+    <w:p>
+      <w:pPr>
+        <w:pStyle w:val="BodyText"/>
+      </w:pPr>
+      <w:r>
+        <w:t xml:space="preserve">VOLKOV: Я читал ваш журнал. Шабанов сказал: «Лучше нашего», а я ответил: «Знаю». Это единственный пункт, в котором мы с ним согласились.</w:t>
+      </w:r>
+    </w:p>
+    <w:p>
+      <w:pPr>
+        <w:pStyle w:val="BodyText"/>
+      </w:pPr>
+      <w:r>
+        <w:t xml:space="preserve">RITA: Ваш кадровик предлагала мне место, но без права остановки партии.</w:t>
+      </w:r>
+    </w:p>
+    <w:p>
+      <w:pPr>
+        <w:pStyle w:val="BodyText"/>
+      </w:pPr>
+      <w:r>
+        <w:t xml:space="preserve">VOLKOV: Она ошиблась. Я бы предложил вам место с правом, но вы бы всё равно отказались.</w:t>
+      </w:r>
+    </w:p>
+    <w:p>
+      <w:pPr>
+        <w:pStyle w:val="BodyText"/>
+      </w:pPr>
+      <w:r>
+        <w:t xml:space="preserve">RITA: Отказалась бы, но мне было бы приятно. Приятное — тоже информация, вы сами сказали, а Зоя передала.</w:t>
+      </w:r>
+    </w:p>
+    <w:p>
+      <w:pPr>
+        <w:pStyle w:val="BodyText"/>
+      </w:pPr>
+      <w:r>
+        <w:t xml:space="preserve">VOLKOV: Здесь все всё передают. Опасная компания, особенно для конкурента.</w:t>
+      </w:r>
+    </w:p>
+    <w:p>
+      <w:pPr>
+        <w:pStyle w:val="BodyText"/>
+      </w:pPr>
+      <w:r>
+        <w:t xml:space="preserve">DOYUN: Это не опасность, господин Волков, это мост. Я тоже всё передаю.</w:t>
+      </w:r>
+    </w:p>
+    <w:p>
+      <w:pPr>
+        <w:pStyle w:val="BodyText"/>
+      </w:pPr>
+      <w:r>
+        <w:t xml:space="preserve">VALYA: Можно мне? Я Валентина, с ночной линии. Ваш аналитик меня посчитал: двенадцать миллионов и ноль выручки.</w:t>
+      </w:r>
+    </w:p>
+    <w:p>
+      <w:pPr>
+        <w:pStyle w:val="BodyText"/>
+      </w:pPr>
+      <w:r>
+        <w:t xml:space="preserve">VOLKOV: Валентина, сколько у вас звонков за ночь? Скажите мне, не ему, а мне лично.</w:t>
+      </w:r>
+    </w:p>
+    <w:p>
+      <w:pPr>
+        <w:pStyle w:val="BodyText"/>
+      </w:pPr>
+      <w:r>
+        <w:t xml:space="preserve">VALYA: Пять-шесть, и треть — чужие, мы не спрашиваем чьи. Вчера ночью звонила женщина из Омска: её кололи вашим гелем, старым, европейским, итальянский ещё не пришёл. Узелок над губой, страх, муж спит. Мы объяснили ей, что делать до утра, а утром её принял омский врач, который был у Корниловой на бесплатном дне.</w:t>
+      </w:r>
+    </w:p>
+    <w:p>
+      <w:pPr>
+        <w:pStyle w:val="BodyText"/>
+      </w:pPr>
+      <w:r>
+        <w:t xml:space="preserve">VOLKOV: Из Омска, с моим гелем. И вы ей помогли, причём бесплатно.</w:t>
       </w:r>
     </w:p>
     <w:p>
@@ -2118,71 +2118,71 @@
         <w:pStyle w:val="BodyText"/>
       </w:pPr>
       <w:r>
-        <w:t xml:space="preserve">VOLKOV: Пришлите мне счёт. Лично мне. Я заплачу за ночь. За Омск.</w:t>
-      </w:r>
-    </w:p>
-    <w:p>
-      <w:pPr>
-        <w:pStyle w:val="BodyText"/>
-      </w:pPr>
-      <w:r>
-        <w:t xml:space="preserve">VALYA: У нас нет такого счёта. Ночь не продаётся.</w:t>
-      </w:r>
-    </w:p>
-    <w:p>
-      <w:pPr>
-        <w:pStyle w:val="BodyText"/>
-      </w:pPr>
-      <w:r>
-        <w:t xml:space="preserve">VOLKOV: Тогда… Тогда я просто скажу спасибо. Это я тоже умею. Редко, но умею.</w:t>
-      </w:r>
-    </w:p>
-    <w:p>
-      <w:pPr>
-        <w:pStyle w:val="BodyText"/>
-      </w:pPr>
-      <w:r>
-        <w:t xml:space="preserve">VALYA: Пожалуйста. Это тоже бесплатно.</w:t>
-      </w:r>
-    </w:p>
-    <w:p>
-      <w:pPr>
-        <w:pStyle w:val="BodyText"/>
-      </w:pPr>
-      <w:r>
-        <w:t xml:space="preserve">KIRILL: Сергей Павлович, можно? Кирилл Сомов. Ваш кадровик звонила мне тоже.</w:t>
-      </w:r>
-    </w:p>
-    <w:p>
-      <w:pPr>
-        <w:pStyle w:val="BodyText"/>
-      </w:pPr>
-      <w:r>
-        <w:t xml:space="preserve">VOLKOV: Знаю. «Я не племянник Волкова». Это лучшая фраза года в моём отделе кадров. Её цитируют на планёрках.</w:t>
-      </w:r>
-    </w:p>
-    <w:p>
-      <w:pPr>
-        <w:pStyle w:val="BodyText"/>
-      </w:pPr>
-      <w:r>
-        <w:t xml:space="preserve">KIRILL: Простите. Я не хотел обидеть.</w:t>
-      </w:r>
-    </w:p>
-    <w:p>
-      <w:pPr>
-        <w:pStyle w:val="BodyText"/>
-      </w:pPr>
-      <w:r>
-        <w:t xml:space="preserve">VOLKOV: Вы не обидели. Вы объяснили. Это разное. Если когда-нибудь захотите быть племянником — у меня их нет. Вакансия свободна.</w:t>
-      </w:r>
-    </w:p>
-    <w:p>
-      <w:pPr>
-        <w:pStyle w:val="BodyText"/>
-      </w:pPr>
-      <w:r>
-        <w:t xml:space="preserve">KIRILL: Спасибо. Мне хватает одного дяди.</w:t>
+        <w:t xml:space="preserve">VOLKOV: Пришлите мне счёт, лично мне. Я заплачу за эту ночь, за Омск.</w:t>
+      </w:r>
+    </w:p>
+    <w:p>
+      <w:pPr>
+        <w:pStyle w:val="BodyText"/>
+      </w:pPr>
+      <w:r>
+        <w:t xml:space="preserve">VALYA: У нас нет такого счёта, Сергей Павлович. Ночь не продаётся.</w:t>
+      </w:r>
+    </w:p>
+    <w:p>
+      <w:pPr>
+        <w:pStyle w:val="BodyText"/>
+      </w:pPr>
+      <w:r>
+        <w:t xml:space="preserve">VOLKOV: Тогда… тогда я просто скажу спасибо. Это я тоже умею, редко, но умею.</w:t>
+      </w:r>
+    </w:p>
+    <w:p>
+      <w:pPr>
+        <w:pStyle w:val="BodyText"/>
+      </w:pPr>
+      <w:r>
+        <w:t xml:space="preserve">VALYA: Пожалуйста. Это у нас тоже бесплатно, как и всё ночью.</w:t>
+      </w:r>
+    </w:p>
+    <w:p>
+      <w:pPr>
+        <w:pStyle w:val="BodyText"/>
+      </w:pPr>
+      <w:r>
+        <w:t xml:space="preserve">KIRILL: Сергей Павлович, можно? Я Кирилл Сомов. Ваш кадровик мне тоже звонила.</w:t>
+      </w:r>
+    </w:p>
+    <w:p>
+      <w:pPr>
+        <w:pStyle w:val="BodyText"/>
+      </w:pPr>
+      <w:r>
+        <w:t xml:space="preserve">VOLKOV: Знаю: «Я не племянник Волкова». Это лучшая фраза года в моём отделе кадров, её цитируют на планёрках.</w:t>
+      </w:r>
+    </w:p>
+    <w:p>
+      <w:pPr>
+        <w:pStyle w:val="BodyText"/>
+      </w:pPr>
+      <w:r>
+        <w:t xml:space="preserve">KIRILL: Простите, пожалуйста. Я совсем не хотел вас обидеть.</w:t>
+      </w:r>
+    </w:p>
+    <w:p>
+      <w:pPr>
+        <w:pStyle w:val="BodyText"/>
+      </w:pPr>
+      <w:r>
+        <w:t xml:space="preserve">VOLKOV: Вы не обидели, вы объяснили, а это разное. Если когда-нибудь захотите быть племянником, у меня их нет, и вакансия свободна.</w:t>
+      </w:r>
+    </w:p>
+    <w:p>
+      <w:pPr>
+        <w:pStyle w:val="BodyText"/>
+      </w:pPr>
+      <w:r>
+        <w:t xml:space="preserve">KIRILL: Спасибо, но мне вполне хватает одного дяди.</w:t>
       </w:r>
     </w:p>
     <w:bookmarkEnd w:id="23"/>
@@ -2200,23 +2200,23 @@
         <w:pStyle w:val="FirstParagraph"/>
       </w:pPr>
       <w:r>
-        <w:t xml:space="preserve">VOLKOV: Воронцов. Пять лет назад я дал вам визитку. Сказал: «Через два года вы мне позвоните. Сами».</w:t>
-      </w:r>
-    </w:p>
-    <w:p>
-      <w:pPr>
-        <w:pStyle w:val="BodyText"/>
-      </w:pPr>
-      <w:r>
-        <w:t xml:space="preserve">ALEKSEY: Помню. Я положил её в папку «Клиенты». Строка три.</w:t>
-      </w:r>
-    </w:p>
-    <w:p>
-      <w:pPr>
-        <w:pStyle w:val="BodyText"/>
-      </w:pPr>
-      <w:r>
-        <w:t xml:space="preserve">VOLKOV: И что там написано? В строке три?</w:t>
+        <w:t xml:space="preserve">VOLKOV: Воронцов, пять лет назад я дал вам визитку и сказал: «Через два года вы мне позвоните. Сами».</w:t>
+      </w:r>
+    </w:p>
+    <w:p>
+      <w:pPr>
+        <w:pStyle w:val="BodyText"/>
+      </w:pPr>
+      <w:r>
+        <w:t xml:space="preserve">ALEKSEY: Помню. Я положил её в папку «Клиенты», в строку три.</w:t>
+      </w:r>
+    </w:p>
+    <w:p>
+      <w:pPr>
+        <w:pStyle w:val="BodyText"/>
+      </w:pPr>
+      <w:r>
+        <w:t xml:space="preserve">VOLKOV: И что у вас написано в этой строке три?</w:t>
       </w:r>
     </w:p>
     <w:p>
@@ -2232,111 +2232,111 @@
         <w:pStyle w:val="BodyText"/>
       </w:pPr>
       <w:r>
-        <w:t xml:space="preserve">VOLKOV: «Пока». Вы её до сих пор храните?</w:t>
-      </w:r>
-    </w:p>
-    <w:p>
-      <w:pPr>
-        <w:pStyle w:val="BodyText"/>
-      </w:pPr>
-      <w:r>
-        <w:t xml:space="preserve">ALEKSEY: Храню. Вот. Папка. Строка три. Ваша визитка. Немного выцвела.</w:t>
-      </w:r>
-    </w:p>
-    <w:p>
-      <w:pPr>
-        <w:pStyle w:val="BodyText"/>
-      </w:pPr>
-      <w:r>
-        <w:t xml:space="preserve">VOLKOV: Через два года вы мне не позвонили. Прошло пять. Звонил всегда я, каждый раз — я. Про Олега. Про коды. Про Новосибирск. Про четыре миллиарда. Пять звонков за пять лет — и ни одного входящего от вас. Знаете, что это значит? Я считал вчера. Мне не понравилось.</w:t>
-      </w:r>
-    </w:p>
-    <w:p>
-      <w:pPr>
-        <w:pStyle w:val="BodyText"/>
-      </w:pPr>
-      <w:r>
-        <w:t xml:space="preserve">ALEKSEY: Что вы терпеливый.</w:t>
-      </w:r>
-    </w:p>
-    <w:p>
-      <w:pPr>
-        <w:pStyle w:val="BodyText"/>
-      </w:pPr>
-      <w:r>
-        <w:t xml:space="preserve">VOLKOV: Что я ошибся, Воронцов. Тридцать лет я думал: маленькие приходят к большим. Всегда. Рано или поздно, с визиткой в руке. А оказалось — большие приходят к упрямым. Пять раз за пять лет. Это не лесть, это статистика. Я статистике верю больше, чем людям.</w:t>
-      </w:r>
-    </w:p>
-    <w:p>
-      <w:pPr>
-        <w:pStyle w:val="BodyText"/>
-      </w:pPr>
-      <w:r>
-        <w:t xml:space="preserve">ALEKSEY: Сергей Павлович, вы хотите, чтобы я стёр «пока»?</w:t>
-      </w:r>
-    </w:p>
-    <w:p>
-      <w:pPr>
-        <w:pStyle w:val="BodyText"/>
-      </w:pPr>
-      <w:r>
-        <w:t xml:space="preserve">VOLKOV: Нет. Оставьте. «Пока» — хорошее слово. Я тогда сказал: «Мне нравится». Мне и сейчас нравится. Через десять лет — посмотрим. Может, я приду с итальянским гелем и ночной линией. Научусь у вас.</w:t>
-      </w:r>
-    </w:p>
-    <w:p>
-      <w:pPr>
-        <w:pStyle w:val="BodyText"/>
-      </w:pPr>
-      <w:r>
-        <w:t xml:space="preserve">OLGA: Простите. Акт. Уничтожение данных проверки. Все сто семьдесят пунктов. Подпишите.</w:t>
-      </w:r>
-    </w:p>
-    <w:p>
-      <w:pPr>
-        <w:pStyle w:val="BodyText"/>
-      </w:pPr>
-      <w:r>
-        <w:t xml:space="preserve">VOLKOV: Миронова. Даже сейчас. Подписываю. Шабанов удалил всё в пятницу. Я проверил лично. Это — правда.</w:t>
-      </w:r>
-    </w:p>
-    <w:p>
-      <w:pPr>
-        <w:pStyle w:val="BodyText"/>
-      </w:pPr>
-      <w:r>
-        <w:t xml:space="preserve">OLGA: Я верю. Но подпись — надёжнее веры.</w:t>
-      </w:r>
-    </w:p>
-    <w:p>
-      <w:pPr>
-        <w:pStyle w:val="BodyText"/>
-      </w:pPr>
-      <w:r>
-        <w:t xml:space="preserve">VOLKOV: Вы бы работали у меня тридцать лет. И я бы вас боялся тридцать лет.</w:t>
-      </w:r>
-    </w:p>
-    <w:p>
-      <w:pPr>
-        <w:pStyle w:val="BodyText"/>
-      </w:pPr>
-      <w:r>
-        <w:t xml:space="preserve">OLGA: Поэтому я и не работаю у вас, Сергей Павлович.</w:t>
-      </w:r>
-    </w:p>
-    <w:p>
-      <w:pPr>
-        <w:pStyle w:val="BodyText"/>
-      </w:pPr>
-      <w:r>
-        <w:t xml:space="preserve">VOLKOV: Хорошо. Мне пора. Сорок складов не ждут. Воронцов. Одно слово. Я его говорю редко. Конкурентам — никогда.</w:t>
-      </w:r>
-    </w:p>
-    <w:p>
-      <w:pPr>
-        <w:pStyle w:val="BodyText"/>
-      </w:pPr>
-      <w:r>
-        <w:t xml:space="preserve">ALEKSEY: Какое?</w:t>
+        <w:t xml:space="preserve">VOLKOV: «Пока». И вы эту визитку до сих пор храните?</w:t>
+      </w:r>
+    </w:p>
+    <w:p>
+      <w:pPr>
+        <w:pStyle w:val="BodyText"/>
+      </w:pPr>
+      <w:r>
+        <w:t xml:space="preserve">ALEKSEY: Храню. Вот папка, строка три, ваша визитка. Она немного выцвела, но цела.</w:t>
+      </w:r>
+    </w:p>
+    <w:p>
+      <w:pPr>
+        <w:pStyle w:val="BodyText"/>
+      </w:pPr>
+      <w:r>
+        <w:t xml:space="preserve">VOLKOV: Через два года вы мне не позвонили, а прошло пять. Звонил всегда я, каждый раз: про Олега, про коды, про Новосибирск, про четыре миллиарда. Пять звонков за пять лет — и ни одного входящего от вас. Знаете, что это значит? Я посчитал вчера, и мне не понравилось.</w:t>
+      </w:r>
+    </w:p>
+    <w:p>
+      <w:pPr>
+        <w:pStyle w:val="BodyText"/>
+      </w:pPr>
+      <w:r>
+        <w:t xml:space="preserve">ALEKSEY: Это значит, что вы терпеливый человек.</w:t>
+      </w:r>
+    </w:p>
+    <w:p>
+      <w:pPr>
+        <w:pStyle w:val="BodyText"/>
+      </w:pPr>
+      <w:r>
+        <w:t xml:space="preserve">VOLKOV: Это значит, что я ошибся, Воронцов. Тридцать лет я думал, что маленькие приходят к большим, всегда, рано или поздно, с визиткой в руке. А оказалось, что большие приходят к упрямым: пять раз за пять лет. Это не лесть, это статистика, а статистике я верю больше, чем людям.</w:t>
+      </w:r>
+    </w:p>
+    <w:p>
+      <w:pPr>
+        <w:pStyle w:val="BodyText"/>
+      </w:pPr>
+      <w:r>
+        <w:t xml:space="preserve">ALEKSEY: Сергей Павлович, вы хотите, чтобы я стёр это «пока»?</w:t>
+      </w:r>
+    </w:p>
+    <w:p>
+      <w:pPr>
+        <w:pStyle w:val="BodyText"/>
+      </w:pPr>
+      <w:r>
+        <w:t xml:space="preserve">VOLKOV: Нет, оставьте, «пока» — хорошее слово. Я тогда сказал: «Мне нравится», и мне и сейчас нравится. А через десять лет посмотрим: может, я приду с итальянским гелем и ночной линией, если научусь у вас. Я, знаете, умею учиться, когда проигрываю.</w:t>
+      </w:r>
+    </w:p>
+    <w:p>
+      <w:pPr>
+        <w:pStyle w:val="BodyText"/>
+      </w:pPr>
+      <w:r>
+        <w:t xml:space="preserve">OLGA: Простите, что перебиваю. Акт об уничтожении данных проверки, все сто семьдесят пунктов. Подпишите, пожалуйста.</w:t>
+      </w:r>
+    </w:p>
+    <w:p>
+      <w:pPr>
+        <w:pStyle w:val="BodyText"/>
+      </w:pPr>
+      <w:r>
+        <w:t xml:space="preserve">VOLKOV: Миронова, даже сейчас. Подписываю. Шабанов удалил всё в пятницу, и я проверил это лично. Это правда.</w:t>
+      </w:r>
+    </w:p>
+    <w:p>
+      <w:pPr>
+        <w:pStyle w:val="BodyText"/>
+      </w:pPr>
+      <w:r>
+        <w:t xml:space="preserve">OLGA: Я вам верю. Но подпись всё-таки надёжнее веры.</w:t>
+      </w:r>
+    </w:p>
+    <w:p>
+      <w:pPr>
+        <w:pStyle w:val="BodyText"/>
+      </w:pPr>
+      <w:r>
+        <w:t xml:space="preserve">VOLKOV: Если бы вы работали у меня тридцать лет, я бы тридцать лет вас боялся.</w:t>
+      </w:r>
+    </w:p>
+    <w:p>
+      <w:pPr>
+        <w:pStyle w:val="BodyText"/>
+      </w:pPr>
+      <w:r>
+        <w:t xml:space="preserve">OLGA: Поэтому я у вас и не работаю, Сергей Павлович.</w:t>
+      </w:r>
+    </w:p>
+    <w:p>
+      <w:pPr>
+        <w:pStyle w:val="BodyText"/>
+      </w:pPr>
+      <w:r>
+        <w:t xml:space="preserve">VOLKOV: Хорошо, мне пора, сорок складов не ждут. Воронцов, одно слово. Я его говорю редко, а конкурентам никогда.</w:t>
+      </w:r>
+    </w:p>
+    <w:p>
+      <w:pPr>
+        <w:pStyle w:val="BodyText"/>
+      </w:pPr>
+      <w:r>
+        <w:t xml:space="preserve">ALEKSEY: Какое слово, Сергей Павлович?</w:t>
       </w:r>
     </w:p>
     <w:p>
@@ -2352,47 +2352,47 @@
         <w:pStyle w:val="BodyText"/>
       </w:pPr>
       <w:r>
-        <w:t xml:space="preserve">ALEKSEY: Вы говорите «удачи» конкуренту?</w:t>
-      </w:r>
-    </w:p>
-    <w:p>
-      <w:pPr>
-        <w:pStyle w:val="BodyText"/>
-      </w:pPr>
-      <w:r>
-        <w:t xml:space="preserve">VOLKOV: Вы не конкурент, Воронцов. Конкурент — это тот, с кем я дерусь за одно и то же. Вы деретесь за другое. Ночью. Я туда не хожу. Поэтому — удачи. Без иронии. Удача вам понадобится. Не против меня. Против всего остального.</w:t>
-      </w:r>
-    </w:p>
-    <w:p>
-      <w:pPr>
-        <w:pStyle w:val="BodyText"/>
-      </w:pPr>
-      <w:r>
-        <w:t xml:space="preserve">ALEKSEY: Спасибо, Сергей Павлович. И вам — удачи. С итальянским гелем.</w:t>
-      </w:r>
-    </w:p>
-    <w:p>
-      <w:pPr>
-        <w:pStyle w:val="BodyText"/>
-      </w:pPr>
-      <w:r>
-        <w:t xml:space="preserve">VOLKOV: Мне не нужна удача. У меня сорок складов. Удача нужна тем, у кого картонка.</w:t>
-      </w:r>
-    </w:p>
-    <w:p>
-      <w:pPr>
-        <w:pStyle w:val="BodyText"/>
-      </w:pPr>
-      <w:r>
-        <w:t xml:space="preserve">IRINA: Сергей Павлович, ваш кофе. Со льдом. Вы не допили.</w:t>
-      </w:r>
-    </w:p>
-    <w:p>
-      <w:pPr>
-        <w:pStyle w:val="BodyText"/>
-      </w:pPr>
-      <w:r>
-        <w:t xml:space="preserve">VOLKOV: Допью в машине. Лёд не торопится. До свидания. Не «пока». До свидания.</w:t>
+        <w:t xml:space="preserve">ALEKSEY: Вы говорите «удачи» конкуренту? Я не ослышался?</w:t>
+      </w:r>
+    </w:p>
+    <w:p>
+      <w:pPr>
+        <w:pStyle w:val="BodyText"/>
+      </w:pPr>
+      <w:r>
+        <w:t xml:space="preserve">VOLKOV: Вы не конкурент, Воронцов. Конкурент — это тот, с кем я дерусь за одно и то же. А вы деретесь за другое, ночью, а я туда не хожу. Поэтому — удачи, без иронии. Удача вам понадобится, только не против меня. Против всего остального.</w:t>
+      </w:r>
+    </w:p>
+    <w:p>
+      <w:pPr>
+        <w:pStyle w:val="BodyText"/>
+      </w:pPr>
+      <w:r>
+        <w:t xml:space="preserve">ALEKSEY: Спасибо, Сергей Павлович. И вам удачи, с итальянским гелем.</w:t>
+      </w:r>
+    </w:p>
+    <w:p>
+      <w:pPr>
+        <w:pStyle w:val="BodyText"/>
+      </w:pPr>
+      <w:r>
+        <w:t xml:space="preserve">VOLKOV: Мне удача не нужна, у меня сорок складов. Удача нужна тем, у кого картонка.</w:t>
+      </w:r>
+    </w:p>
+    <w:p>
+      <w:pPr>
+        <w:pStyle w:val="BodyText"/>
+      </w:pPr>
+      <w:r>
+        <w:t xml:space="preserve">IRINA: Сергей Павлович, ваш кофе со льдом. Вы его не допили.</w:t>
+      </w:r>
+    </w:p>
+    <w:p>
+      <w:pPr>
+        <w:pStyle w:val="BodyText"/>
+      </w:pPr>
+      <w:r>
+        <w:t xml:space="preserve">VOLKOV: Допью в машине, лёд не торопится. До свидания. Не «пока». До свидания.</w:t>
       </w:r>
     </w:p>
     <w:bookmarkEnd w:id="24"/>
@@ -2410,119 +2410,119 @@
         <w:pStyle w:val="FirstParagraph"/>
       </w:pPr>
       <w:r>
-        <w:t xml:space="preserve">ZOYA: Итоги. Голосовали сто человек. Света — гость, не голосовала. Результат: Валентина — пятьдесят восемь голосов.</w:t>
-      </w:r>
-    </w:p>
-    <w:p>
-      <w:pPr>
-        <w:pStyle w:val="BodyText"/>
-      </w:pPr>
-      <w:r>
-        <w:t xml:space="preserve">VALYA: Пятьдесят восемь? Я же не выдвигалась! Меня Паша вписал!</w:t>
-      </w:r>
-    </w:p>
-    <w:p>
-      <w:pPr>
-        <w:pStyle w:val="BodyText"/>
-      </w:pPr>
-      <w:r>
-        <w:t xml:space="preserve">PASHA: Вписал. Вы придумали «вслепую». Значит, вы и должны смотреть.</w:t>
-      </w:r>
-    </w:p>
-    <w:p>
-      <w:pPr>
-        <w:pStyle w:val="BodyText"/>
-      </w:pPr>
-      <w:r>
-        <w:t xml:space="preserve">ALEKSEY: Валентина, вы согласны? Место в совете директоров. Голос — как у всех. Пятый.</w:t>
-      </w:r>
-    </w:p>
-    <w:p>
-      <w:pPr>
-        <w:pStyle w:val="BodyText"/>
-      </w:pPr>
-      <w:r>
-        <w:t xml:space="preserve">VALYA: Согласна. С одним условием. Заседания — после шести вечера. Или я по телефону. С ночной смены.</w:t>
-      </w:r>
-    </w:p>
-    <w:p>
-      <w:pPr>
-        <w:pStyle w:val="BodyText"/>
-      </w:pPr>
-      <w:r>
-        <w:t xml:space="preserve">OLGA: Записываю. «Член совета от сотрудников участвует с ночной смены». Нотариус умрёт. Мне нравится.</w:t>
-      </w:r>
-    </w:p>
-    <w:p>
-      <w:pPr>
-        <w:pStyle w:val="BodyText"/>
-      </w:pPr>
-      <w:r>
-        <w:t xml:space="preserve">DOYUN: Валентина, я тоже член совета. Мы будем сидеть рядом. Я буду спрашивать «почему». Вы — отвечать «потому что ночь».</w:t>
-      </w:r>
-    </w:p>
-    <w:p>
-      <w:pPr>
-        <w:pStyle w:val="BodyText"/>
-      </w:pPr>
-      <w:r>
-        <w:t xml:space="preserve">VALYA: «Потому что ночь». Хороший ответ. Можно, я его возьму?</w:t>
-      </w:r>
-    </w:p>
-    <w:p>
-      <w:pPr>
-        <w:pStyle w:val="BodyText"/>
-      </w:pPr>
-      <w:r>
-        <w:t xml:space="preserve">DOYUN: Берите. Он ваш.</w:t>
-      </w:r>
-    </w:p>
-    <w:p>
-      <w:pPr>
-        <w:pStyle w:val="BodyText"/>
-      </w:pPr>
-      <w:r>
-        <w:t xml:space="preserve">ALEKSEY: Звонит Борис Игоревич. Да, Борис Игоревич?</w:t>
-      </w:r>
-    </w:p>
-    <w:p>
-      <w:pPr>
-        <w:pStyle w:val="BodyText"/>
-      </w:pPr>
-      <w:r>
-        <w:t xml:space="preserve">BORIS: Ну что? Волков сказал «удачи»?</w:t>
-      </w:r>
-    </w:p>
-    <w:p>
-      <w:pPr>
-        <w:pStyle w:val="BodyText"/>
-      </w:pPr>
-      <w:r>
-        <w:t xml:space="preserve">ALEKSEY: Сказал. Без иронии. И «до свидания» — не «пока».</w:t>
-      </w:r>
-    </w:p>
-    <w:p>
-      <w:pPr>
-        <w:pStyle w:val="BodyText"/>
-      </w:pPr>
-      <w:r>
-        <w:t xml:space="preserve">BORIS: «Удачи» от Волкова. Я тридцать лет ждал, чтобы он мне это сказал. Не дождался. А тебе — через пять лет.</w:t>
-      </w:r>
-    </w:p>
-    <w:p>
-      <w:pPr>
-        <w:pStyle w:val="BodyText"/>
-      </w:pPr>
-      <w:r>
-        <w:t xml:space="preserve">ALEKSEY: Это много, Борис Игоревич?</w:t>
-      </w:r>
-    </w:p>
-    <w:p>
-      <w:pPr>
-        <w:pStyle w:val="BodyText"/>
-      </w:pPr>
-      <w:r>
-        <w:t xml:space="preserve">BORIS: Это значит — ты вырос, парень. А Валю выбрали? Вот. Я же надеялся вслух.</w:t>
+        <w:t xml:space="preserve">ZOYA: Итоги: голосовали сто человек, а Света была гостем и не голосовала. Результат: у Валентины пятьдесят восемь голосов.</w:t>
+      </w:r>
+    </w:p>
+    <w:p>
+      <w:pPr>
+        <w:pStyle w:val="BodyText"/>
+      </w:pPr>
+      <w:r>
+        <w:t xml:space="preserve">VALYA: Пятьдесят восемь? Но я же не выдвигалась! Это меня Паша вписал!</w:t>
+      </w:r>
+    </w:p>
+    <w:p>
+      <w:pPr>
+        <w:pStyle w:val="BodyText"/>
+      </w:pPr>
+      <w:r>
+        <w:t xml:space="preserve">PASHA: Вписал. Вы придумали «вслепую», значит, вы и должны смотреть.</w:t>
+      </w:r>
+    </w:p>
+    <w:p>
+      <w:pPr>
+        <w:pStyle w:val="BodyText"/>
+      </w:pPr>
+      <w:r>
+        <w:t xml:space="preserve">ALEKSEY: Валентина, вы согласны? Это место в совете директоров, и голос у вас будет такой же, как у всех, пятый.</w:t>
+      </w:r>
+    </w:p>
+    <w:p>
+      <w:pPr>
+        <w:pStyle w:val="BodyText"/>
+      </w:pPr>
+      <w:r>
+        <w:t xml:space="preserve">VALYA: Согласна, но с одним условием: заседания после шести вечера. Или я буду участвовать по телефону, прямо с ночной смены.</w:t>
+      </w:r>
+    </w:p>
+    <w:p>
+      <w:pPr>
+        <w:pStyle w:val="BodyText"/>
+      </w:pPr>
+      <w:r>
+        <w:t xml:space="preserve">OLGA: Записываю: «Член совета от сотрудников участвует с ночной смены». Нотариус умрёт, а мне нравится.</w:t>
+      </w:r>
+    </w:p>
+    <w:p>
+      <w:pPr>
+        <w:pStyle w:val="BodyText"/>
+      </w:pPr>
+      <w:r>
+        <w:t xml:space="preserve">DOYUN: Валентина, я тоже член совета, и мы будем сидеть рядом. Я буду спрашивать «почему», а вы — отвечать «потому что ночь».</w:t>
+      </w:r>
+    </w:p>
+    <w:p>
+      <w:pPr>
+        <w:pStyle w:val="BodyText"/>
+      </w:pPr>
+      <w:r>
+        <w:t xml:space="preserve">VALYA: «Потому что ночь». Хороший ответ. Можно я его себе возьму?</w:t>
+      </w:r>
+    </w:p>
+    <w:p>
+      <w:pPr>
+        <w:pStyle w:val="BodyText"/>
+      </w:pPr>
+      <w:r>
+        <w:t xml:space="preserve">DOYUN: Берите, теперь он ваш, я дарю. У меня таких ответов много, пятнадцать лет копил.</w:t>
+      </w:r>
+    </w:p>
+    <w:p>
+      <w:pPr>
+        <w:pStyle w:val="BodyText"/>
+      </w:pPr>
+      <w:r>
+        <w:t xml:space="preserve">ALEKSEY: Звонит Борис Игоревич. Да, Борис Игоревич, слушаю вас?</w:t>
+      </w:r>
+    </w:p>
+    <w:p>
+      <w:pPr>
+        <w:pStyle w:val="BodyText"/>
+      </w:pPr>
+      <w:r>
+        <w:t xml:space="preserve">BORIS: Ну что там? Волков сказал тебе «удачи»?</w:t>
+      </w:r>
+    </w:p>
+    <w:p>
+      <w:pPr>
+        <w:pStyle w:val="BodyText"/>
+      </w:pPr>
+      <w:r>
+        <w:t xml:space="preserve">ALEKSEY: Сказал, без иронии. И ещё «до свидания», а не «пока».</w:t>
+      </w:r>
+    </w:p>
+    <w:p>
+      <w:pPr>
+        <w:pStyle w:val="BodyText"/>
+      </w:pPr>
+      <w:r>
+        <w:t xml:space="preserve">BORIS: «Удачи» от Волкова. Я тридцать лет ждал, чтобы он мне это сказал, и не дождался. А тебе он сказал через пять лет.</w:t>
+      </w:r>
+    </w:p>
+    <w:p>
+      <w:pPr>
+        <w:pStyle w:val="BodyText"/>
+      </w:pPr>
+      <w:r>
+        <w:t xml:space="preserve">ALEKSEY: Это много значит, Борис Игоревич?</w:t>
+      </w:r>
+    </w:p>
+    <w:p>
+      <w:pPr>
+        <w:pStyle w:val="BodyText"/>
+      </w:pPr>
+      <w:r>
+        <w:t xml:space="preserve">BORIS: Это значит, что ты вырос, парень. А Валю выбрали? Вот видишь, я же надеялся вслух.</w:t>
       </w:r>
     </w:p>
     <w:p>
@@ -3438,7 +3438,7 @@
         <w:t xml:space="preserve">“</w:t>
       </w:r>
       <w:r>
-        <w:t xml:space="preserve">Вы не конкурент, Воронцов. Конкурент — это тот, с кем я дерусь за одно и то же. Вы деретесь за другое. Ночью. Я туда не хожу. Поэтому — удачи. Без иронии. Удача вам понадобится. Не против меня. Против всего остального.</w:t>
+        <w:t xml:space="preserve">Вы не конкурент, Воронцов. Конкурент — это тот, с кем я дерусь за одно и то же. А вы деретесь за другое, ночью, а я туда не хожу. Поэтому — удачи, без иронии. Удача вам понадобится, только не против меня. Против всего остального.</w:t>
       </w:r>
       <w:r>
         <w:t xml:space="preserve">”</w:t>
@@ -3594,19 +3594,19 @@
               <w:jc w:val="left"/>
             </w:pPr>
             <w:r>
-              <w:t xml:space="preserve">Вы деретесь за другое. Ночью. Я туда не хожу.</w:t>
-            </w:r>
-          </w:p>
-        </w:tc>
-        <w:tc>
-          <w:tcPr/>
-          <w:p>
-            <w:pPr>
-              <w:pStyle w:val="Compact"/>
-              <w:jc w:val="left"/>
-            </w:pPr>
-            <w:r>
-              <w:t xml:space="preserve">영역 구분</w:t>
+              <w:t xml:space="preserve">А вы деретесь за другое, ночью, а я туда не хожу.</w:t>
+            </w:r>
+          </w:p>
+        </w:tc>
+        <w:tc>
+          <w:tcPr/>
+          <w:p>
+            <w:pPr>
+              <w:pStyle w:val="Compact"/>
+              <w:jc w:val="left"/>
+            </w:pPr>
+            <w:r>
+              <w:t xml:space="preserve">а로 잇는 영역 구분</w:t>
             </w:r>
           </w:p>
         </w:tc>
@@ -3632,7 +3632,7 @@
               <w:jc w:val="left"/>
             </w:pPr>
             <w:r>
-              <w:t xml:space="preserve">Поэтому — удачи. Без иронии.</w:t>
+              <w:t xml:space="preserve">Поэтому — удачи, без иронии.</w:t>
             </w:r>
           </w:p>
         </w:tc>
@@ -3670,19 +3670,19 @@
               <w:jc w:val="left"/>
             </w:pPr>
             <w:r>
-              <w:t xml:space="preserve">Не против меня. Против всего остального.</w:t>
-            </w:r>
-          </w:p>
-        </w:tc>
-        <w:tc>
-          <w:tcPr/>
-          <w:p>
-            <w:pPr>
-              <w:pStyle w:val="Compact"/>
-              <w:jc w:val="left"/>
-            </w:pPr>
-            <w:r>
-              <w:t xml:space="preserve">против + 생격 대조</w:t>
+              <w:t xml:space="preserve">Удача вам понадобится, только не против меня. Против всего остального.</w:t>
+            </w:r>
+          </w:p>
+        </w:tc>
+        <w:tc>
+          <w:tcPr/>
+          <w:p>
+            <w:pPr>
+              <w:pStyle w:val="Compact"/>
+              <w:jc w:val="left"/>
+            </w:pPr>
+            <w:r>
+              <w:t xml:space="preserve">только не против… против… 대조</w:t>
             </w:r>
           </w:p>
         </w:tc>
@@ -3706,7 +3706,7 @@
         <w:t xml:space="preserve">“</w:t>
       </w:r>
       <w:r>
-        <w:t xml:space="preserve">Вы не …. … — это тот, с кем …. Вы … за другое. Поэтому — …. Не против …. Против ….</w:t>
+        <w:t xml:space="preserve">Вы не …. … — это тот, с кем …. А вы … за другое, …. Поэтому — …, без иронии. … понадобится, только не против …. Против ….</w:t>
       </w:r>
       <w:r>
         <w:t xml:space="preserve">”</w:t>
@@ -3725,7 +3725,7 @@
         <w:t xml:space="preserve"> </w:t>
       </w:r>
       <w:r>
-        <w:t xml:space="preserve">тот, с кем · поэтому · не против… против…</w:t>
+        <w:t xml:space="preserve">тот, с кем · а · поэтому · только не против… против…</w:t>
       </w:r>
       <w:r>
         <w:t xml:space="preserve"> </w:t>
@@ -3741,7 +3741,7 @@
         <w:t xml:space="preserve"> </w:t>
       </w:r>
       <w:r>
-        <w:t xml:space="preserve">협상이 결렬된 상대에게 존중을 담아 작별을 고하는 30~40단어 발화.</w:t>
+        <w:t xml:space="preserve">협상이 결렬된 상대에게 존중을 담아 작별을 고하는 35~60단어 발화.</w:t>
       </w:r>
     </w:p>
     <w:bookmarkEnd w:id="30"/>
@@ -4178,119 +4178,119 @@
         <w:pStyle w:val="FirstParagraph"/>
       </w:pPr>
       <w:r>
-        <w:t xml:space="preserve">올가: 「조건 없이」. 볼코프가 「조건 없이」라고 쓰면 — 조건은 하나고, 그걸 말하지 않는다는 뜻이야.</w:t>
-      </w:r>
-    </w:p>
-    <w:p>
-      <w:pPr>
-        <w:pStyle w:val="BodyText"/>
-      </w:pPr>
-      <w:r>
-        <w:t xml:space="preserve">이리나: 그냥 판지를 보고 싶은 걸 수도 있잖아. 사람들은 가끔 그냥 보고 싶어 해.</w:t>
-      </w:r>
-    </w:p>
-    <w:p>
-      <w:pPr>
-        <w:pStyle w:val="BodyText"/>
-      </w:pPr>
-      <w:r>
-        <w:t xml:space="preserve">올가: 볼코프는 「사람들」이 아니야. 볼코프는 — 창고 마흔 곳이지.</w:t>
-      </w:r>
-    </w:p>
-    <w:p>
-      <w:pPr>
-        <w:pStyle w:val="BodyText"/>
-      </w:pPr>
-      <w:r>
-        <w:t xml:space="preserve">알렉세이: 올랴, 그 사람은 졌어. 진 사람은 흥정하러 오지 않아. 한 가지를 말하러 오지.</w:t>
-      </w:r>
-    </w:p>
-    <w:p>
-      <w:pPr>
-        <w:pStyle w:val="BodyText"/>
-      </w:pPr>
-      <w:r>
-        <w:t xml:space="preserve">도윤: 한국에선 진 사람이 선물을 들고 와요. 작은 거. 빚이 없도록.</w:t>
-      </w:r>
-    </w:p>
-    <w:p>
-      <w:pPr>
-        <w:pStyle w:val="BodyText"/>
-      </w:pPr>
-      <w:r>
-        <w:t xml:space="preserve">올가: 러시아에선 진 사람이 변호사를 데리고 와. 빚이 너한테 생기도록.</w:t>
-      </w:r>
-    </w:p>
-    <w:p>
-      <w:pPr>
-        <w:pStyle w:val="BodyText"/>
-      </w:pPr>
-      <w:r>
-        <w:t xml:space="preserve">조야: 알렉세이 니콜라예비치, 아래에 오셨어요. 혼자요. 서류철도 없이. 기사도 없이. 경비에게 그랬대요: 「보론초프에게. 기다리고 있을 겁니다」.</w:t>
-      </w:r>
-    </w:p>
-    <w:p>
-      <w:pPr>
-        <w:pStyle w:val="BodyText"/>
-      </w:pPr>
-      <w:r>
-        <w:t xml:space="preserve">이리나: 서류철 없이. 새롭네.</w:t>
-      </w:r>
-    </w:p>
-    <w:p>
-      <w:pPr>
-        <w:pStyle w:val="BodyText"/>
-      </w:pPr>
-      <w:r>
-        <w:t xml:space="preserve">알렉세이: 조야, 모셔 와 주세요. 그리고 커피. 그분 좋아하는 대로 — 설탕 없이, 얼음 넣어서. 창고에서 기억해 뒀어요.</w:t>
-      </w:r>
-    </w:p>
-    <w:p>
-      <w:pPr>
-        <w:pStyle w:val="BodyText"/>
-      </w:pPr>
-      <w:r>
-        <w:t xml:space="preserve">조야: 얼음이요? 10월에요? 눈 오는데요.</w:t>
-      </w:r>
-    </w:p>
-    <w:p>
-      <w:pPr>
-        <w:pStyle w:val="BodyText"/>
-      </w:pPr>
-      <w:r>
-        <w:t xml:space="preserve">알렉세이: 1월에도 얼음 넣어서 드세요. 그러시더라고요: 「뜨거운 건 — 서두르는 사람들 거」.</w:t>
-      </w:r>
-    </w:p>
-    <w:p>
-      <w:pPr>
-        <w:pStyle w:val="BodyText"/>
-      </w:pPr>
-      <w:r>
-        <w:t xml:space="preserve">볼코프: 보론초프. 12시 정각. 미로노바. 벨로바. 그리고 이쪽이 — 박? 「세진」 측 이사. 신청 등기부에서 읽었어요. 어젯밤에.</w:t>
-      </w:r>
-    </w:p>
-    <w:p>
-      <w:pPr>
-        <w:pStyle w:val="BodyText"/>
-      </w:pPr>
-      <w:r>
-        <w:t xml:space="preserve">도윤: 안녕하세요, 볼코프 씨. 등기부는 아직 갱신 안 됐어요. 등기부보다 빨리 읽으시네요.</w:t>
-      </w:r>
-    </w:p>
-    <w:p>
-      <w:pPr>
-        <w:pStyle w:val="BodyText"/>
-      </w:pPr>
-      <w:r>
-        <w:t xml:space="preserve">볼코프: 난 늘 등기부보다 빨리 읽어요. 그게 내 직업이죠. 판지는 어디 있어요?</w:t>
-      </w:r>
-    </w:p>
-    <w:p>
-      <w:pPr>
-        <w:pStyle w:val="BodyText"/>
-      </w:pPr>
-      <w:r>
-        <w:t xml:space="preserve">알렉세이: 문 위에. 그대로요. 다만 이제 아래에 — 한 줄이 있어요. 제 손으로.</w:t>
+        <w:t xml:space="preserve">올가: 「조건 없이」. 볼코프가 「조건 없이」라고 쓰면, 조건은 하나인데 그걸 말하지 않겠다는 뜻이야.</w:t>
+      </w:r>
+    </w:p>
+    <w:p>
+      <w:pPr>
+        <w:pStyle w:val="BodyText"/>
+      </w:pPr>
+      <w:r>
+        <w:t xml:space="preserve">이리나: 그냥 판지를 보고 싶은 걸 수도 있잖아? 사람들은 가끔 아무 속셈 없이 그냥 보고 싶어 해.</w:t>
+      </w:r>
+    </w:p>
+    <w:p>
+      <w:pPr>
+        <w:pStyle w:val="BodyText"/>
+      </w:pPr>
+      <w:r>
+        <w:t xml:space="preserve">올가: 볼코프는 「사람들」이 아니야, 이라. 볼코프는 창고 마흔 곳이지.</w:t>
+      </w:r>
+    </w:p>
+    <w:p>
+      <w:pPr>
+        <w:pStyle w:val="BodyText"/>
+      </w:pPr>
+      <w:r>
+        <w:t xml:space="preserve">알렉세이: 올랴, 그 사람은 졌어. 진 사람은 흥정하러 오는 게 아니라 한 가지, 가장 중요한 걸 말하러 와.</w:t>
+      </w:r>
+    </w:p>
+    <w:p>
+      <w:pPr>
+        <w:pStyle w:val="BodyText"/>
+      </w:pPr>
+      <w:r>
+        <w:t xml:space="preserve">도윤: 한국에선 진 사람이 빚이 없도록 작은 선물을 들고 와요.</w:t>
+      </w:r>
+    </w:p>
+    <w:p>
+      <w:pPr>
+        <w:pStyle w:val="BodyText"/>
+      </w:pPr>
+      <w:r>
+        <w:t xml:space="preserve">올가: 러시아에선 진 사람이 빚이 너한테 남도록 변호사를 데리고 와.</w:t>
+      </w:r>
+    </w:p>
+    <w:p>
+      <w:pPr>
+        <w:pStyle w:val="BodyText"/>
+      </w:pPr>
+      <w:r>
+        <w:t xml:space="preserve">조야: 알렉세이 니콜라예비치, 아래에 오셨어요. 혼자, 서류철도 기사도 없이요. 경비에게 그랬대요: 「보론초프에게. 기다리고 있을 겁니다」.</w:t>
+      </w:r>
+    </w:p>
+    <w:p>
+      <w:pPr>
+        <w:pStyle w:val="BodyText"/>
+      </w:pPr>
+      <w:r>
+        <w:t xml:space="preserve">이리나: 서류철 없이? 새롭네, 전엔 그거 없이 다닌 적이 없는데.</w:t>
+      </w:r>
+    </w:p>
+    <w:p>
+      <w:pPr>
+        <w:pStyle w:val="BodyText"/>
+      </w:pPr>
+      <w:r>
+        <w:t xml:space="preserve">알렉세이: 조야, 모셔 와 주시고, 그분 좋아하는 대로 커피를 부탁해요: 설탕 없이, 얼음 넣어서. 창고에서 기억해 뒀어요.</w:t>
+      </w:r>
+    </w:p>
+    <w:p>
+      <w:pPr>
+        <w:pStyle w:val="BodyText"/>
+      </w:pPr>
+      <w:r>
+        <w:t xml:space="preserve">조야: 얼음이요? 10월에요? 밖에 눈 오는데요.</w:t>
+      </w:r>
+    </w:p>
+    <w:p>
+      <w:pPr>
+        <w:pStyle w:val="BodyText"/>
+      </w:pPr>
+      <w:r>
+        <w:t xml:space="preserve">알렉세이: 1월에도 얼음 넣어서 드시고, 그러세요: 「뜨거운 건 — 서두르는 사람들 거」.</w:t>
+      </w:r>
+    </w:p>
+    <w:p>
+      <w:pPr>
+        <w:pStyle w:val="BodyText"/>
+      </w:pPr>
+      <w:r>
+        <w:t xml:space="preserve">볼코프: 보론초프, 12시 정각. 미로노바, 벨로바. 그리고 이쪽이 「세진」 측 이사 박인가요? 어젯밤 신청 등기부에서 읽었어요.</w:t>
+      </w:r>
+    </w:p>
+    <w:p>
+      <w:pPr>
+        <w:pStyle w:val="BodyText"/>
+      </w:pPr>
+      <w:r>
+        <w:t xml:space="preserve">도윤: 안녕하세요, 볼코프 씨. 등기부는 아직 갱신 안 됐으니, 등기부보다 빨리 읽으시는 거네요.</w:t>
+      </w:r>
+    </w:p>
+    <w:p>
+      <w:pPr>
+        <w:pStyle w:val="BodyText"/>
+      </w:pPr>
+      <w:r>
+        <w:t xml:space="preserve">볼코프: 난 늘 등기부보다 빨리 읽어요, 그게 내 직업이죠. 당신들 판지는 어디 있어요?</w:t>
+      </w:r>
+    </w:p>
+    <w:p>
+      <w:pPr>
+        <w:pStyle w:val="BodyText"/>
+      </w:pPr>
+      <w:r>
+        <w:t xml:space="preserve">알렉세이: 문 위에, 원래 있던 그대로요. 다만 이제 아래에 제 손으로 쓴 한 줄이 있어요.</w:t>
       </w:r>
     </w:p>
     <w:bookmarkEnd w:id="33"/>
@@ -4308,111 +4308,111 @@
         <w:pStyle w:val="FirstParagraph"/>
       </w:pPr>
       <w:r>
-        <w:t xml:space="preserve">볼코프: 「Не навреди」. 그리고 아래 — 「Себе — тоже」. 이건 새로운 거군요. 비뚤어요.</w:t>
-      </w:r>
-    </w:p>
-    <w:p>
-      <w:pPr>
-        <w:pStyle w:val="BodyText"/>
-      </w:pPr>
-      <w:r>
-        <w:t xml:space="preserve">알렉세이: 할머니가 덧쓰라고 하셨어요. 돌아가시기 전에. 제 손으로.</w:t>
-      </w:r>
-    </w:p>
-    <w:p>
-      <w:pPr>
-        <w:pStyle w:val="BodyText"/>
-      </w:pPr>
-      <w:r>
-        <w:t xml:space="preserve">볼코프: 다시 한번 애도를 표해요. 그때는 — 절차대로 말했죠. 지금은 — 사람으로서 말해요.</w:t>
-      </w:r>
-    </w:p>
-    <w:p>
-      <w:pPr>
-        <w:pStyle w:val="BodyText"/>
-      </w:pPr>
-      <w:r>
-        <w:t xml:space="preserve">알렉세이: 감사합니다, 세르게이 파블로비치. 차이가 들려요.</w:t>
-      </w:r>
-    </w:p>
-    <w:p>
-      <w:pPr>
-        <w:pStyle w:val="BodyText"/>
-      </w:pPr>
-      <w:r>
-        <w:t xml:space="preserve">볼코프: 그 옆엔 뭐죠? 서명이 있는 종이들?</w:t>
-      </w:r>
-    </w:p>
-    <w:p>
-      <w:pPr>
-        <w:pStyle w:val="BodyText"/>
-      </w:pPr>
-      <w:r>
-        <w:t xml:space="preserve">올가: 직원들 편지예요. 「우리는 팔지 말라고 하지 않습니다. 우리를 눈 감고 팔지 말라는 것입니다」. 서명 예순하나.</w:t>
-      </w:r>
-    </w:p>
-    <w:p>
-      <w:pPr>
-        <w:pStyle w:val="BodyText"/>
-      </w:pPr>
-      <w:r>
-        <w:t xml:space="preserve">볼코프: 「눈 감고」. 내 애널리스트 다음이에요? 창고 직원들한테 물었던 그 사람?</w:t>
-      </w:r>
-    </w:p>
-    <w:p>
-      <w:pPr>
-        <w:pStyle w:val="BodyText"/>
-      </w:pPr>
-      <w:r>
-        <w:t xml:space="preserve">올가: 전이에요. 편지가 — 먼저. 당신 애널리스트는 — 나중. 그 사람은 편지가 옳았다는 걸 확인해 줬을 뿐이죠.</w:t>
-      </w:r>
-    </w:p>
-    <w:p>
-      <w:pPr>
-        <w:pStyle w:val="BodyText"/>
-      </w:pPr>
-      <w:r>
-        <w:t xml:space="preserve">볼코프: 그러니까 내가 직접 도와준 셈이군요. 두 번. 조건으로, 그리고 애널리스트로. 불쾌하지만 정확하네요.</w:t>
-      </w:r>
-    </w:p>
-    <w:p>
-      <w:pPr>
-        <w:pStyle w:val="BodyText"/>
-      </w:pPr>
-      <w:r>
-        <w:t xml:space="preserve">이리나: 불쾌한 것도 — 정보죠.</w:t>
-      </w:r>
-    </w:p>
-    <w:p>
-      <w:pPr>
-        <w:pStyle w:val="BodyText"/>
-      </w:pPr>
-      <w:r>
-        <w:t xml:space="preserve">볼코프: 서른여덟 번째 서명. 스베틀라나 코토바. 우리 회사에서 일해요. 지난주 월요일부터.</w:t>
-      </w:r>
-    </w:p>
-    <w:p>
-      <w:pPr>
-        <w:pStyle w:val="BodyText"/>
-      </w:pPr>
-      <w:r>
-        <w:t xml:space="preserve">알렉세이: 알아요. 정직하게 서명했고. 정직하게 떠났어요. 서명은 남아요.</w:t>
-      </w:r>
-    </w:p>
-    <w:p>
-      <w:pPr>
-        <w:pStyle w:val="BodyText"/>
-      </w:pPr>
-      <w:r>
-        <w:t xml:space="preserve">볼코프: 좋은 매니저예요. 안 돌려줄 거예요. 하지만 서명이 걸려 있다고 말해 줄게요. 좋아할 거예요.</w:t>
-      </w:r>
-    </w:p>
-    <w:p>
-      <w:pPr>
-        <w:pStyle w:val="BodyText"/>
-      </w:pPr>
-      <w:r>
-        <w:t xml:space="preserve">이리나: 정말 그러실 거예요?</w:t>
+        <w:t xml:space="preserve">볼코프: 「Не навреди」. 그리고 아래 「Себе — тоже」. 이건 새로운 거군요, 비뚤게 쓰였고.</w:t>
+      </w:r>
+    </w:p>
+    <w:p>
+      <w:pPr>
+        <w:pStyle w:val="BodyText"/>
+      </w:pPr>
+      <w:r>
+        <w:t xml:space="preserve">알렉세이: 할머니가 돌아가시기 전에 제 손으로 덧쓰라고 하셨어요.</w:t>
+      </w:r>
+    </w:p>
+    <w:p>
+      <w:pPr>
+        <w:pStyle w:val="BodyText"/>
+      </w:pPr>
+      <w:r>
+        <w:t xml:space="preserve">볼코프: 다시 한번 애도를 표해요. 그때는 절차대로 말했고, 지금은 사람으로서 말해요.</w:t>
+      </w:r>
+    </w:p>
+    <w:p>
+      <w:pPr>
+        <w:pStyle w:val="BodyText"/>
+      </w:pPr>
+      <w:r>
+        <w:t xml:space="preserve">알렉세이: 감사합니다, 세르게이 파블로비치. 그 차이가 들려요, 정말로.</w:t>
+      </w:r>
+    </w:p>
+    <w:p>
+      <w:pPr>
+        <w:pStyle w:val="BodyText"/>
+      </w:pPr>
+      <w:r>
+        <w:t xml:space="preserve">볼코프: 그 옆에 걸린 건 뭐죠? 서명이 있는 종이들?</w:t>
+      </w:r>
+    </w:p>
+    <w:p>
+      <w:pPr>
+        <w:pStyle w:val="BodyText"/>
+      </w:pPr>
+      <w:r>
+        <w:t xml:space="preserve">올가: 직원들 편지예요: 「우리는 팔지 말라고 하지 않습니다. 우리를 눈 감고 팔지 말라는 것입니다」. 서명 예순하나.</w:t>
+      </w:r>
+    </w:p>
+    <w:p>
+      <w:pPr>
+        <w:pStyle w:val="BodyText"/>
+      </w:pPr>
+      <w:r>
+        <w:t xml:space="preserve">볼코프: 「눈 감고」. 이건 내 애널리스트 다음에 나온 거예요? 창고 직원들한테 물었던 그 사람?</w:t>
+      </w:r>
+    </w:p>
+    <w:p>
+      <w:pPr>
+        <w:pStyle w:val="BodyText"/>
+      </w:pPr>
+      <w:r>
+        <w:t xml:space="preserve">올가: 전이에요. 편지가 먼저고, 당신 애널리스트는 나중이에요. 그 사람은 편지가 옳았다는 걸 확인해 줬을 뿐이죠.</w:t>
+      </w:r>
+    </w:p>
+    <w:p>
+      <w:pPr>
+        <w:pStyle w:val="BodyText"/>
+      </w:pPr>
+      <w:r>
+        <w:t xml:space="preserve">볼코프: 그러니까 내가 직접, 그것도 두 번 도와준 셈이군요: 조건으로, 그리고 애널리스트로. 불쾌하지만 정확하네요.</w:t>
+      </w:r>
+    </w:p>
+    <w:p>
+      <w:pPr>
+        <w:pStyle w:val="BodyText"/>
+      </w:pPr>
+      <w:r>
+        <w:t xml:space="preserve">이리나: 불쾌한 것도 정보죠, 세르게이 파블로비치.</w:t>
+      </w:r>
+    </w:p>
+    <w:p>
+      <w:pPr>
+        <w:pStyle w:val="BodyText"/>
+      </w:pPr>
+      <w:r>
+        <w:t xml:space="preserve">볼코프: 서른여덟 번째 서명은 스베틀라나 코토바. 지난주 월요일부터 우리 회사에서 일해요.</w:t>
+      </w:r>
+    </w:p>
+    <w:p>
+      <w:pPr>
+        <w:pStyle w:val="BodyText"/>
+      </w:pPr>
+      <w:r>
+        <w:t xml:space="preserve">알렉세이: 알아요. 정직하게 서명했고 정직하게 떠났으니, 서명은 남아요.</w:t>
+      </w:r>
+    </w:p>
+    <w:p>
+      <w:pPr>
+        <w:pStyle w:val="BodyText"/>
+      </w:pPr>
+      <w:r>
+        <w:t xml:space="preserve">볼코프: 좋은 매니저라 안 돌려줄 거예요. 하지만 서명이 여기 걸려 있다고 말해 줄게요. 좋아할 거예요.</w:t>
+      </w:r>
+    </w:p>
+    <w:p>
+      <w:pPr>
+        <w:pStyle w:val="BodyText"/>
+      </w:pPr>
+      <w:r>
+        <w:t xml:space="preserve">이리나: 정말 그러실 거예요? 그 사람한테 말해 주실 거예요?</w:t>
       </w:r>
     </w:p>
     <w:p>
@@ -4428,159 +4428,159 @@
         <w:pStyle w:val="BodyText"/>
       </w:pPr>
       <w:r>
-        <w:t xml:space="preserve">알렉세이: 세르게이 파블로비치, 질문해도 될까요? 절차 없이, 샤바노프 없이, 확인서 든 올가 없이. 왜 우리를 사고 싶으셨어요? 진짜로요. 「시너지」 말고. 「최적화의 자유」 말고. 9억 프리미엄 말고. 우리 밤들 말고, 40억으로 뭘 얻고 싶으셨어요?</w:t>
-      </w:r>
-    </w:p>
-    <w:p>
-      <w:pPr>
-        <w:pStyle w:val="BodyText"/>
-      </w:pPr>
-      <w:r>
-        <w:t xml:space="preserve">볼코프: 진짜로? 앉읍시다. 얼음 커피 — 기억했군요? 좋아요. 난 쉰일곱이에요. 창고 마흔 곳, 클리닉 2천 곳, 직원 3천 명. 그리고 판지는 하나도 없어요. 하나도. 만들 줄 모르는 걸 사고 싶었어요. 당신들이 거절한 게 맞아요. 이건 안 팔려요. 확인했죠. 40억으로.</w:t>
-      </w:r>
-    </w:p>
-    <w:p>
-      <w:pPr>
-        <w:pStyle w:val="BodyText"/>
-      </w:pPr>
-      <w:r>
-        <w:t xml:space="preserve">올가: 직접 만들 수도 있었잖아요. 돈은 있으시고.</w:t>
-      </w:r>
-    </w:p>
-    <w:p>
-      <w:pPr>
-        <w:pStyle w:val="BodyText"/>
-      </w:pPr>
-      <w:r>
-        <w:t xml:space="preserve">볼코프: 돈은 있죠. 할머니가 없어요, 미로노바. 우리 할머니는 야로슬라블 시장에서 해바라기씨를 팔았어요. 하신 말씀은 하나: 「저울을 속이면 — 너 자신이 달린다」. 좋은 말이죠. 그런데 판지에 걸 순 없어요. 저울에 걸지.</w:t>
-      </w:r>
-    </w:p>
-    <w:p>
-      <w:pPr>
-        <w:pStyle w:val="BodyText"/>
-      </w:pPr>
-      <w:r>
-        <w:t xml:space="preserve">이리나: 「저울을 속이면 — 너 자신이 달린다」. 그것도 규칙이네요.</w:t>
-      </w:r>
-    </w:p>
-    <w:p>
-      <w:pPr>
-        <w:pStyle w:val="BodyText"/>
-      </w:pPr>
-      <w:r>
-        <w:t xml:space="preserve">볼코프: 규칙이죠. 93년에서 2000년 사이 어딘가에서 잊어버렸어요. 「지굴리」 트렁크로 시작했어요. 약을. 아셨어요?</w:t>
-      </w:r>
-    </w:p>
-    <w:p>
-      <w:pPr>
-        <w:pStyle w:val="BodyText"/>
-      </w:pPr>
-      <w:r>
-        <w:t xml:space="preserve">알렉세이: 몰랐어요.</w:t>
-      </w:r>
-    </w:p>
-    <w:p>
-      <w:pPr>
-        <w:pStyle w:val="BodyText"/>
-      </w:pPr>
-      <w:r>
-        <w:t xml:space="preserve">올가: 난 알았어요. 16년 전에 얘기해 주셨죠. 「지굴리」 얘기. 딱 한 번.</w:t>
-      </w:r>
-    </w:p>
-    <w:p>
-      <w:pPr>
-        <w:pStyle w:val="BodyText"/>
-      </w:pPr>
-      <w:r>
-        <w:t xml:space="preserve">볼코프: 미로노바는 — 예외예요. 그 밖엔 아무도 몰라요. 내 이사들한테도 얘기 안 해요 — 창고 마흔 곳이 트렁크 하나에서 시작됐다는 걸 알 필요가 없으니까. 오늘은 얘기하는 거예요. 졌으니까. 진 사람은 진실을 말해도 돼요. 이긴 사람은 안 되죠 — 체면을 지켜야 하니까.</w:t>
-      </w:r>
-    </w:p>
-    <w:p>
-      <w:pPr>
-        <w:pStyle w:val="BodyText"/>
-      </w:pPr>
-      <w:r>
-        <w:t xml:space="preserve">도윤: 윤 대표님도 똑같이 말씀하셨을 거예요. 더 짧게.</w:t>
-      </w:r>
-    </w:p>
-    <w:p>
-      <w:pPr>
-        <w:pStyle w:val="BodyText"/>
-      </w:pPr>
-      <w:r>
-        <w:t xml:space="preserve">볼코프: 윤은 늘 더 짧게 말하죠. 어제 전화했어요. 당신들 편지 받고. 축하했어요.</w:t>
-      </w:r>
-    </w:p>
-    <w:p>
-      <w:pPr>
-        <w:pStyle w:val="BodyText"/>
-      </w:pPr>
-      <w:r>
-        <w:t xml:space="preserve">알렉세이: 윤 대표님께 축하를 하셨다고요?</w:t>
-      </w:r>
-    </w:p>
-    <w:p>
-      <w:pPr>
-        <w:pStyle w:val="BodyText"/>
-      </w:pPr>
-      <w:r>
-        <w:t xml:space="preserve">볼코프: 했죠. 그가 한 문장을 했어요. 영어로, 천천히, 선생님처럼. 「I can wait too」. 나도 기다릴 줄 안다. 마음에 들었어요. 우린 닮았더군요. 다만 그는 사람을 기다리고, 나는 — 거래를 기다려요. 그의 기다림이 더 비싸요. 어젯밤 11시에 계산기를 들고 깨달았죠.</w:t>
-      </w:r>
-    </w:p>
-    <w:p>
-      <w:pPr>
-        <w:pStyle w:val="BodyText"/>
-      </w:pPr>
-      <w:r>
-        <w:t xml:space="preserve">올가: 세르게이 파블로비치, 그럼 조건은요? 「조건 없이」도 — 조건이잖아요. 뭐예요?</w:t>
-      </w:r>
-    </w:p>
-    <w:p>
-      <w:pPr>
-        <w:pStyle w:val="BodyText"/>
-      </w:pPr>
-      <w:r>
-        <w:t xml:space="preserve">볼코프: 미로노바. 구제 불능이군요. 좋아요. 하나. 노보시비르스크 창고. 우리 계약. 난 손대지 않아요. 창고는 창고예요. 창고로 복수하진 않아요. 조건은 이거예요: 당신들도 손대지 마요. 내가 당신들 경쟁자가 되더라도.</w:t>
-      </w:r>
-    </w:p>
-    <w:p>
-      <w:pPr>
-        <w:pStyle w:val="BodyText"/>
-      </w:pPr>
-      <w:r>
-        <w:t xml:space="preserve">알렉세이: 경쟁자가 되신다고요?</w:t>
-      </w:r>
-    </w:p>
-    <w:p>
-      <w:pPr>
-        <w:pStyle w:val="BodyText"/>
-      </w:pPr>
-      <w:r>
-        <w:t xml:space="preserve">볼코프: 1년 뒤에. 「세베르나야 프리미엄」. 이탈리아 젤, 좋은 거예요, 주예바한테 직접 검사받았어요 — 놀라지 마요, 그 사람은 모두를 검사하니까. 당신네 의사들한테 갈 거예요. 20퍼센트 싸게. 좋은 서류와 함께. 주간 상담선과 함께. 야간 없이. 준비해 둬요. 더럽게 하진 않아요. 하지만 경기는 할 거예요.</w:t>
-      </w:r>
-    </w:p>
-    <w:p>
-      <w:pPr>
-        <w:pStyle w:val="BodyText"/>
-      </w:pPr>
-      <w:r>
-        <w:t xml:space="preserve">알렉세이: 준비하겠습니다. 그럼 밤에는요?</w:t>
-      </w:r>
-    </w:p>
-    <w:p>
-      <w:pPr>
-        <w:pStyle w:val="BodyText"/>
-      </w:pPr>
-      <w:r>
-        <w:t xml:space="preserve">볼코프: 밤엔 당신들한테 전화하라고 해요. 서운해하지 않아요. 그건 당신들 시장이에요. 야간 시장. 난 거기 안 가요. 거긴 나한테 어두워요.</w:t>
-      </w:r>
-    </w:p>
-    <w:p>
-      <w:pPr>
-        <w:pStyle w:val="BodyText"/>
-      </w:pPr>
-      <w:r>
-        <w:t xml:space="preserve">알렉세이: 합의했습니다. 창고는 건드리지 않는다. 당신도, 우리도.</w:t>
+        <w:t xml:space="preserve">알렉세이: 세르게이 파블로비치, 질문해도 될까요? 절차 없이, 샤바노프 없이, 확인서 든 올가 없이. 왜 우리를 사고 싶으셨어요, 진짜로요? 「시너지」도, 「최적화의 자유」도, 9억 프리미엄도 말고요. 우리 밤들 말고, 40억으로 뭘 얻고 싶으셨어요?</w:t>
+      </w:r>
+    </w:p>
+    <w:p>
+      <w:pPr>
+        <w:pStyle w:val="BodyText"/>
+      </w:pPr>
+      <w:r>
+        <w:t xml:space="preserve">볼코프: 진짜로? 앉읍시다. 얼음 커피, 기억했군요? 좋아요. 난 쉰일곱이고, 창고 마흔 곳, 클리닉 2천 곳, 직원 3천 명이 있어요. 그리고 판지는 하나도, 단 하나도 없어요. 만들 줄 모르는 걸 사고 싶었어요. 당신들이 거절한 게 맞아요: 이건 안 팔려요, 40억으로 확인했죠.</w:t>
+      </w:r>
+    </w:p>
+    <w:p>
+      <w:pPr>
+        <w:pStyle w:val="BodyText"/>
+      </w:pPr>
+      <w:r>
+        <w:t xml:space="preserve">올가: 하지만 직접 만들 수도 있었잖아요. 돈은 있으시잖아요, 그것도 적지 않게.</w:t>
+      </w:r>
+    </w:p>
+    <w:p>
+      <w:pPr>
+        <w:pStyle w:val="BodyText"/>
+      </w:pPr>
+      <w:r>
+        <w:t xml:space="preserve">볼코프: 돈은 있는데 할머니가 없어요, 미로노바. 우리 할머니는 야로슬라블 시장에서 해바라기씨를 팔았고, 하신 말씀은 하나였어요: 「저울을 속이면 — 너 자신이 달린다」. 좋은 말이지만, 판지에 걸 순 없고 저울에 거는 말이죠. 그런데 이제 내 저울은 전자식이라 그런 말이 필요 없어요.</w:t>
+      </w:r>
+    </w:p>
+    <w:p>
+      <w:pPr>
+        <w:pStyle w:val="BodyText"/>
+      </w:pPr>
+      <w:r>
+        <w:t xml:space="preserve">이리나: 「저울을 속이면 — 너 자신이 달린다」. 그것도 규칙이네요, 아주 좋은 규칙.</w:t>
+      </w:r>
+    </w:p>
+    <w:p>
+      <w:pPr>
+        <w:pStyle w:val="BodyText"/>
+      </w:pPr>
+      <w:r>
+        <w:t xml:space="preserve">볼코프: 93년에서 2000년 사이 어딘가에서 잊어버린 규칙이죠. 「지굴리」 트렁크로 약을 나르면서 시작했어요. 아셨어요?</w:t>
+      </w:r>
+    </w:p>
+    <w:p>
+      <w:pPr>
+        <w:pStyle w:val="BodyText"/>
+      </w:pPr>
+      <w:r>
+        <w:t xml:space="preserve">알렉세이: 아니요, 몰랐어요. 창고에서도 그런 말씀은 한 번도 안 하셨잖아요.</w:t>
+      </w:r>
+    </w:p>
+    <w:p>
+      <w:pPr>
+        <w:pStyle w:val="BodyText"/>
+      </w:pPr>
+      <w:r>
+        <w:t xml:space="preserve">올가: 난 알았어요. 16년 전에 「지굴리」 얘기를 딱 한 번 해 주셨죠.</w:t>
+      </w:r>
+    </w:p>
+    <w:p>
+      <w:pPr>
+        <w:pStyle w:val="BodyText"/>
+      </w:pPr>
+      <w:r>
+        <w:t xml:space="preserve">볼코프: 미로노바는 예외고, 그 밖엔 아무도 몰라요. 내 이사들한테도 얘기 안 해요, 창고 마흔 곳이 트렁크 하나에서 시작됐다는 걸 알 필요가 없으니까. 오늘은 졌으니까 얘기하는 거예요. 진 사람은 진실을 말해도 돼요. 이긴 사람은 안 되죠, 체면을 지켜야 하니까.</w:t>
+      </w:r>
+    </w:p>
+    <w:p>
+      <w:pPr>
+        <w:pStyle w:val="BodyText"/>
+      </w:pPr>
+      <w:r>
+        <w:t xml:space="preserve">도윤: 윤 대표님도 똑같이 말씀하셨을 거예요, 다만 더 짧게.</w:t>
+      </w:r>
+    </w:p>
+    <w:p>
+      <w:pPr>
+        <w:pStyle w:val="BodyText"/>
+      </w:pPr>
+      <w:r>
+        <w:t xml:space="preserve">볼코프: 윤은 늘 더 짧게 말하죠. 어제 당신들 편지 받고 전화해서 축하했어요.</w:t>
+      </w:r>
+    </w:p>
+    <w:p>
+      <w:pPr>
+        <w:pStyle w:val="BodyText"/>
+      </w:pPr>
+      <w:r>
+        <w:t xml:space="preserve">알렉세이: 윤 대표님께 축하를 하셨다고요? 정말이요?</w:t>
+      </w:r>
+    </w:p>
+    <w:p>
+      <w:pPr>
+        <w:pStyle w:val="BodyText"/>
+      </w:pPr>
+      <w:r>
+        <w:t xml:space="preserve">볼코프: 했죠. 그가 영어로, 천천히, 선생님처럼 한 문장을 했어요: 「I can wait too」. 나도 기다릴 줄 안다. 마음에 들었어요, 알고 보니 우린 닮았더군요. 다만 그는 사람을 기다리고 나는 거래를 기다리는데, 그의 기다림이 더 비싸요. 어젯밤 11시에 계산기를 들고 깨달았죠.</w:t>
+      </w:r>
+    </w:p>
+    <w:p>
+      <w:pPr>
+        <w:pStyle w:val="BodyText"/>
+      </w:pPr>
+      <w:r>
+        <w:t xml:space="preserve">올가: 세르게이 파블로비치, 그럼 조건은요? 「조건 없이」도 조건이잖아요. 뭐예요?</w:t>
+      </w:r>
+    </w:p>
+    <w:p>
+      <w:pPr>
+        <w:pStyle w:val="BodyText"/>
+      </w:pPr>
+      <w:r>
+        <w:t xml:space="preserve">볼코프: 미로노바, 구제 불능이군요. 좋아요, 하나. 노보시비르스크 창고, 우리 계약: 난 손대지 않아요, 창고는 창고니까. 창고로 복수하진 않아요. 조건은 이거예요: 내가 당신들 경쟁자가 되더라도 당신들도 손대지 마요.</w:t>
+      </w:r>
+    </w:p>
+    <w:p>
+      <w:pPr>
+        <w:pStyle w:val="BodyText"/>
+      </w:pPr>
+      <w:r>
+        <w:t xml:space="preserve">알렉세이: 경쟁자가 되신다고요? 확실히 그렇게 되실 거라고요?</w:t>
+      </w:r>
+    </w:p>
+    <w:p>
+      <w:pPr>
+        <w:pStyle w:val="BodyText"/>
+      </w:pPr>
+      <w:r>
+        <w:t xml:space="preserve">볼코프: 1년 뒤에요. 「세베르나야 프리미엄」, 이탈리아 젤, 좋은 거예요, 주예바한테 직접 검사받았어요 — 놀라지 마요, 그 사람은 모두를 검사하니까. 당신네 의사들한테 갈 거예요: 20퍼센트 싸게, 좋은 서류와 주간 상담선과 함께, 다만 야간 없이. 준비해 둬요. 더럽게 하진 않아요. 하지만 경기는 할 거예요.</w:t>
+      </w:r>
+    </w:p>
+    <w:p>
+      <w:pPr>
+        <w:pStyle w:val="BodyText"/>
+      </w:pPr>
+      <w:r>
+        <w:t xml:space="preserve">알렉세이: 준비하겠습니다. 그럼 밤에는 어떻게 하실 건데요?</w:t>
+      </w:r>
+    </w:p>
+    <w:p>
+      <w:pPr>
+        <w:pStyle w:val="BodyText"/>
+      </w:pPr>
+      <w:r>
+        <w:t xml:space="preserve">볼코프: 밤엔 당신들한테 전화하라고 해요, 서운해하지 않아요. 그건 당신들 시장, 야간 시장이고, 난 거기 안 가요: 거긴 나한테 어두워요.</w:t>
+      </w:r>
+    </w:p>
+    <w:p>
+      <w:pPr>
+        <w:pStyle w:val="BodyText"/>
+      </w:pPr>
+      <w:r>
+        <w:t xml:space="preserve">알렉세이: 합의했습니다: 창고는 당신도 우리도 건드리지 않는다.</w:t>
       </w:r>
     </w:p>
     <w:bookmarkEnd w:id="34"/>
@@ -4598,95 +4598,95 @@
         <w:pStyle w:val="FirstParagraph"/>
       </w:pPr>
       <w:r>
-        <w:t xml:space="preserve">볼코프: 사람들을 보여 줘요. 절차 말고. 사람들. 샤바노프 보고서에서 「비용」이었던 사람들.</w:t>
-      </w:r>
-    </w:p>
-    <w:p>
-      <w:pPr>
-        <w:pStyle w:val="BodyText"/>
-      </w:pPr>
-      <w:r>
-        <w:t xml:space="preserve">알렉세이: 가시죠. 애널리스트 없이요.</w:t>
-      </w:r>
-    </w:p>
-    <w:p>
-      <w:pPr>
-        <w:pStyle w:val="BodyText"/>
-      </w:pPr>
-      <w:r>
-        <w:t xml:space="preserve">볼코프: 애널리스트 없이. 하나는 이미 해고했고. 둘째는 — 경고했어요. 코르닐로바 박사님?</w:t>
-      </w:r>
-    </w:p>
-    <w:p>
-      <w:pPr>
-        <w:pStyle w:val="BodyText"/>
-      </w:pPr>
-      <w:r>
-        <w:t xml:space="preserve">코르닐로바: 저예요. 당신이 — 내 센터를 하루짜리 설명회로 만들려던 분이군요.</w:t>
-      </w:r>
-    </w:p>
-    <w:p>
-      <w:pPr>
-        <w:pStyle w:val="BodyText"/>
-      </w:pPr>
-      <w:r>
-        <w:t xml:space="preserve">볼코프: 나예요. 부인 안 해요. 지금이라도 그렇게 할 거예요. 내 의사들한테는. 내 의사들을 가르쳐 주시겠어요? 돈을 받고?</w:t>
-      </w:r>
-    </w:p>
-    <w:p>
-      <w:pPr>
-        <w:pStyle w:val="BodyText"/>
-      </w:pPr>
-      <w:r>
-        <w:t xml:space="preserve">코르닐로바: 아니요. 당신 의사들을 돈 받고 가르치진 않을 거예요, 세르게이 파블로비치. 하지만 매달 마지막 금요일에 오세요. 「합병증: 알아차리고 전화하기」의 날. 무료예요. 모스크바의 모든 의사에게, 어떤 젤을 쓰든. 당신 의사들도요. 특히 당신 의사들이요. 그들에게 제일 필요하니까요.</w:t>
-      </w:r>
-    </w:p>
-    <w:p>
-      <w:pPr>
-        <w:pStyle w:val="BodyText"/>
-      </w:pPr>
-      <w:r>
-        <w:t xml:space="preserve">볼코프: 특히 내 의사들. 그거 찌르는 말이에요?</w:t>
-      </w:r>
-    </w:p>
-    <w:p>
-      <w:pPr>
-        <w:pStyle w:val="BodyText"/>
-      </w:pPr>
-      <w:r>
-        <w:t xml:space="preserve">코르닐로바: 그건 의학이에요. 찌르는 건 — 우린 다르게 불러요. 제대로 놓죠. 서두르지 않고.</w:t>
-      </w:r>
-    </w:p>
-    <w:p>
-      <w:pPr>
-        <w:pStyle w:val="BodyText"/>
-      </w:pPr>
-      <w:r>
-        <w:t xml:space="preserve">볼코프: 스무 명 보낼게요. 「세베르나야」 명찰 없이. 우리 사람으로가 아니라 사람으로 배우게.</w:t>
-      </w:r>
-    </w:p>
-    <w:p>
-      <w:pPr>
-        <w:pStyle w:val="BodyText"/>
-      </w:pPr>
-      <w:r>
-        <w:t xml:space="preserve">리타: 세르게이 파블로비치, 리시치나예요. 품질. 노보시비르스크 당신 창고. 7월. 31일. 이탈 0.</w:t>
-      </w:r>
-    </w:p>
-    <w:p>
-      <w:pPr>
-        <w:pStyle w:val="BodyText"/>
-      </w:pPr>
-      <w:r>
-        <w:t xml:space="preserve">볼코프: 당신 일지 읽었어요. 샤바노프가 그러더군요: 「우리 것보다 낫다」. 난 대답했죠: 「안다」. 유일하게 합의한 항목이에요.</w:t>
-      </w:r>
-    </w:p>
-    <w:p>
-      <w:pPr>
-        <w:pStyle w:val="BodyText"/>
-      </w:pPr>
-      <w:r>
-        <w:t xml:space="preserve">리타: 당신네 인사 담당자가 저한테 자리를 제안했어요. 로트 정지 권한 없이.</w:t>
+        <w:t xml:space="preserve">볼코프: 절차 말고 사람들을 보여 줘요. 샤바노프 보고서에서 「비용」이었던 그 사람들을.</w:t>
+      </w:r>
+    </w:p>
+    <w:p>
+      <w:pPr>
+        <w:pStyle w:val="BodyText"/>
+      </w:pPr>
+      <w:r>
+        <w:t xml:space="preserve">알렉세이: 가시죠, 세르게이 파블로비치. 가능하면 애널리스트 없이요.</w:t>
+      </w:r>
+    </w:p>
+    <w:p>
+      <w:pPr>
+        <w:pStyle w:val="BodyText"/>
+      </w:pPr>
+      <w:r>
+        <w:t xml:space="preserve">볼코프: 애널리스트 없이. 하나는 이미 해고했고, 둘째는 경고했어요. 코르닐로바 박사님이시죠?</w:t>
+      </w:r>
+    </w:p>
+    <w:p>
+      <w:pPr>
+        <w:pStyle w:val="BodyText"/>
+      </w:pPr>
+      <w:r>
+        <w:t xml:space="preserve">코르닐로바: 저예요. 그리고 당신이 내 센터를 하루짜리 설명회로 만들려던 바로 그분이군요.</w:t>
+      </w:r>
+    </w:p>
+    <w:p>
+      <w:pPr>
+        <w:pStyle w:val="BodyText"/>
+      </w:pPr>
+      <w:r>
+        <w:t xml:space="preserve">볼코프: 그래요, 나예요, 부인 안 해요. 내 의사들한테는 지금도 그렇게 할 거예요. 내 의사들을 돈 받고 가르쳐 주시겠어요?</w:t>
+      </w:r>
+    </w:p>
+    <w:p>
+      <w:pPr>
+        <w:pStyle w:val="BodyText"/>
+      </w:pPr>
+      <w:r>
+        <w:t xml:space="preserve">코르닐로바: 아니요, 당신 의사들을 돈 받고 가르치진 않을 거예요, 세르게이 파블로비치. 하지만 매달 마지막 금요일, 「합병증: 알아차리고 전화하기」의 날에 오세요. 무료고, 어떤 젤을 쓰든 모스크바의 모든 의사에게 열려 있어요. 당신 의사들도요. 특히 당신 의사들이요: 그들에게 제일 필요하니까요.</w:t>
+      </w:r>
+    </w:p>
+    <w:p>
+      <w:pPr>
+        <w:pStyle w:val="BodyText"/>
+      </w:pPr>
+      <w:r>
+        <w:t xml:space="preserve">볼코프: 「특히 내 의사들」. 지금 날 찌르신 거예요?</w:t>
+      </w:r>
+    </w:p>
+    <w:p>
+      <w:pPr>
+        <w:pStyle w:val="BodyText"/>
+      </w:pPr>
+      <w:r>
+        <w:t xml:space="preserve">코르닐로바: 그건 의학이에요. 찌르는 건 우린 다르게 부르고, 제대로, 서두르지 않고 놓죠.</w:t>
+      </w:r>
+    </w:p>
+    <w:p>
+      <w:pPr>
+        <w:pStyle w:val="BodyText"/>
+      </w:pPr>
+      <w:r>
+        <w:t xml:space="preserve">볼코프: 스무 명 보낼게요, 「세베르나야」 명찰 없이. 우리 직원으로가 아니라 사람으로 배우게.</w:t>
+      </w:r>
+    </w:p>
+    <w:p>
+      <w:pPr>
+        <w:pStyle w:val="BodyText"/>
+      </w:pPr>
+      <w:r>
+        <w:t xml:space="preserve">리타: 세르게이 파블로비치, 품질 부서의 리시치나예요. 노보시비르스크 당신 창고, 7월: 31일 동안 이탈 0.</w:t>
+      </w:r>
+    </w:p>
+    <w:p>
+      <w:pPr>
+        <w:pStyle w:val="BodyText"/>
+      </w:pPr>
+      <w:r>
+        <w:t xml:space="preserve">볼코프: 당신 일지 읽었어요. 샤바노프가 「우리 것보다 낫다」고 해서 「안다」고 대답했죠. 그 사람과 합의한 유일한 항목이에요.</w:t>
+      </w:r>
+    </w:p>
+    <w:p>
+      <w:pPr>
+        <w:pStyle w:val="BodyText"/>
+      </w:pPr>
+      <w:r>
+        <w:t xml:space="preserve">리타: 당신네 인사 담당자가 저한테 자리를 제안했는데, 로트 정지 권한은 없었어요.</w:t>
       </w:r>
     </w:p>
     <w:p>
@@ -4702,55 +4702,55 @@
         <w:pStyle w:val="BodyText"/>
       </w:pPr>
       <w:r>
-        <w:t xml:space="preserve">리타: 거절했겠죠. 그래도 기분은 좋았을 거예요. 기분 좋은 것도 — 정보니까요. 직접 그러셨잖아요. 조야가 전해 줬어요.</w:t>
-      </w:r>
-    </w:p>
-    <w:p>
-      <w:pPr>
-        <w:pStyle w:val="BodyText"/>
-      </w:pPr>
-      <w:r>
-        <w:t xml:space="preserve">볼코프: 여긴 다들 다 전하는군요. 위험한 회사네요. 경쟁자한테는.</w:t>
-      </w:r>
-    </w:p>
-    <w:p>
-      <w:pPr>
-        <w:pStyle w:val="BodyText"/>
-      </w:pPr>
-      <w:r>
-        <w:t xml:space="preserve">도윤: 위험이 아니에요, 볼코프 씨. 다리예요. 저도 전해요.</w:t>
-      </w:r>
-    </w:p>
-    <w:p>
-      <w:pPr>
-        <w:pStyle w:val="BodyText"/>
-      </w:pPr>
-      <w:r>
-        <w:t xml:space="preserve">발랴: 저도 괜찮을까요? 저는 — 발렌티나예요. 상담선. 야간. 당신 애널리스트가 저를 계산했죠. 1,200만, 매출 0.</w:t>
-      </w:r>
-    </w:p>
-    <w:p>
-      <w:pPr>
-        <w:pStyle w:val="BodyText"/>
-      </w:pPr>
-      <w:r>
-        <w:t xml:space="preserve">볼코프: 발렌티나. 하룻밤에 몇 통이에요? 말해 줘요. 그 사람 말고 — 나한테.</w:t>
-      </w:r>
-    </w:p>
-    <w:p>
-      <w:pPr>
-        <w:pStyle w:val="BodyText"/>
-      </w:pPr>
-      <w:r>
-        <w:t xml:space="preserve">발랴: 대여섯 통. 3분의 1은 — 남의 거예요, 누구 건지 묻지 않아요. 어젯밤엔 옴스크에서 한 여자분이 전화했어요. 당신네 젤을 맞았대요, 옛날 거, 유럽 거, 이탈리아 건 아직 안 왔으니까. 입술 위에 결절, 무서움, 남편은 자고. 아침까지 뭘 해야 하는지 설명해 드렸어요. 아침에 옴스크 의사가 진료했어요. 코르닐로바 선생님의 무료 강좌에 왔던 의사요.</w:t>
-      </w:r>
-    </w:p>
-    <w:p>
-      <w:pPr>
-        <w:pStyle w:val="BodyText"/>
-      </w:pPr>
-      <w:r>
-        <w:t xml:space="preserve">볼코프: 옴스크. 내 젤. 그리고 당신들이 도왔고. 무료로.</w:t>
+        <w:t xml:space="preserve">리타: 거절했겠죠, 그래도 기분은 좋았을 거예요. 기분 좋은 것도 정보니까요, 직접 그러셨다고 조야가 전해 줬어요.</w:t>
+      </w:r>
+    </w:p>
+    <w:p>
+      <w:pPr>
+        <w:pStyle w:val="BodyText"/>
+      </w:pPr>
+      <w:r>
+        <w:t xml:space="preserve">볼코프: 여긴 다들 다 전하는군요. 특히 경쟁자한테는 위험한 회사네요.</w:t>
+      </w:r>
+    </w:p>
+    <w:p>
+      <w:pPr>
+        <w:pStyle w:val="BodyText"/>
+      </w:pPr>
+      <w:r>
+        <w:t xml:space="preserve">도윤: 위험이 아니에요, 볼코프 씨, 다리예요. 저도 다 전해요.</w:t>
+      </w:r>
+    </w:p>
+    <w:p>
+      <w:pPr>
+        <w:pStyle w:val="BodyText"/>
+      </w:pPr>
+      <w:r>
+        <w:t xml:space="preserve">발랴: 저도 괜찮을까요? 야간 상담선의 발렌티나예요. 당신 애널리스트가 저를 계산했죠: 1,200만, 매출 0.</w:t>
+      </w:r>
+    </w:p>
+    <w:p>
+      <w:pPr>
+        <w:pStyle w:val="BodyText"/>
+      </w:pPr>
+      <w:r>
+        <w:t xml:space="preserve">볼코프: 발렌티나, 하룻밤에 전화가 몇 통이에요? 그 사람 말고 나한테 직접 말해 줘요.</w:t>
+      </w:r>
+    </w:p>
+    <w:p>
+      <w:pPr>
+        <w:pStyle w:val="BodyText"/>
+      </w:pPr>
+      <w:r>
+        <w:t xml:space="preserve">발랴: 대여섯 통이고, 3분의 1은 남의 거예요, 누구 건지 묻지 않아요. 어젯밤엔 옴스크에서 한 여자분이 전화했어요: 당신네 젤을 맞았대요, 옛날 거, 유럽 거, 이탈리아 건 아직 안 왔으니까. 입술 위에 결절, 무서움, 남편은 자고. 아침까지 뭘 해야 하는지 설명해 드렸고, 아침에 코르닐로바 선생님의 무료 강좌에 왔던 옴스크 의사가 진료했어요.</w:t>
+      </w:r>
+    </w:p>
+    <w:p>
+      <w:pPr>
+        <w:pStyle w:val="BodyText"/>
+      </w:pPr>
+      <w:r>
+        <w:t xml:space="preserve">볼코프: 옴스크, 내 젤로. 그리고 당신들이 도왔고, 그것도 무료로.</w:t>
       </w:r>
     </w:p>
     <w:p>
@@ -4766,31 +4766,31 @@
         <w:pStyle w:val="BodyText"/>
       </w:pPr>
       <w:r>
-        <w:t xml:space="preserve">볼코프: 청구서를 보내요. 나한테 개인적으로. 그 밤값은 내가 낼게요. 옴스크 값.</w:t>
-      </w:r>
-    </w:p>
-    <w:p>
-      <w:pPr>
-        <w:pStyle w:val="BodyText"/>
-      </w:pPr>
-      <w:r>
-        <w:t xml:space="preserve">발랴: 그런 청구서는 없어요. 밤은 안 팔아요.</w:t>
-      </w:r>
-    </w:p>
-    <w:p>
-      <w:pPr>
-        <w:pStyle w:val="BodyText"/>
-      </w:pPr>
-      <w:r>
-        <w:t xml:space="preserve">볼코프: 그럼… 그럼 그냥 고맙다고 할게요. 그것도 할 줄 알아요. 드물지만.</w:t>
-      </w:r>
-    </w:p>
-    <w:p>
-      <w:pPr>
-        <w:pStyle w:val="BodyText"/>
-      </w:pPr>
-      <w:r>
-        <w:t xml:space="preserve">발랴: 천만에요. 그것도 무료예요.</w:t>
+        <w:t xml:space="preserve">볼코프: 청구서를 나한테 개인적으로 보내요. 그 밤값, 옴스크 값은 내가 낼게요.</w:t>
+      </w:r>
+    </w:p>
+    <w:p>
+      <w:pPr>
+        <w:pStyle w:val="BodyText"/>
+      </w:pPr>
+      <w:r>
+        <w:t xml:space="preserve">발랴: 그런 청구서는 없어요, 세르게이 파블로비치. 밤은 안 팔아요.</w:t>
+      </w:r>
+    </w:p>
+    <w:p>
+      <w:pPr>
+        <w:pStyle w:val="BodyText"/>
+      </w:pPr>
+      <w:r>
+        <w:t xml:space="preserve">볼코프: 그럼… 그럼 그냥 고맙다고 할게요. 그것도 할 줄 알아요, 드물지만.</w:t>
+      </w:r>
+    </w:p>
+    <w:p>
+      <w:pPr>
+        <w:pStyle w:val="BodyText"/>
+      </w:pPr>
+      <w:r>
+        <w:t xml:space="preserve">발랴: 천만에요. 그것도 밤의 모든 것처럼 무료예요.</w:t>
       </w:r>
     </w:p>
     <w:p>
@@ -4806,31 +4806,31 @@
         <w:pStyle w:val="BodyText"/>
       </w:pPr>
       <w:r>
-        <w:t xml:space="preserve">볼코프: 알아요. 「저는 볼코프의 조카가 아닙니다」. 우리 인사부의 올해 최고의 문장이에요. 회의에서 인용해요.</w:t>
-      </w:r>
-    </w:p>
-    <w:p>
-      <w:pPr>
-        <w:pStyle w:val="BodyText"/>
-      </w:pPr>
-      <w:r>
-        <w:t xml:space="preserve">키릴: 죄송해요. 기분 상하게 하려던 건 아니었어요.</w:t>
-      </w:r>
-    </w:p>
-    <w:p>
-      <w:pPr>
-        <w:pStyle w:val="BodyText"/>
-      </w:pPr>
-      <w:r>
-        <w:t xml:space="preserve">볼코프: 기분 상하지 않았어요. 설명한 거죠. 그건 달라요. 언젠가 조카가 되고 싶으면 — 나한텐 조카가 없어요. 자리 비어 있어요.</w:t>
-      </w:r>
-    </w:p>
-    <w:p>
-      <w:pPr>
-        <w:pStyle w:val="BodyText"/>
-      </w:pPr>
-      <w:r>
-        <w:t xml:space="preserve">키릴: 감사합니다. 삼촌은 하나면 충분해요.</w:t>
+        <w:t xml:space="preserve">볼코프: 알아요: 「저는 볼코프의 조카가 아닙니다」. 우리 인사부의 올해 최고의 문장이고, 회의에서 인용해요.</w:t>
+      </w:r>
+    </w:p>
+    <w:p>
+      <w:pPr>
+        <w:pStyle w:val="BodyText"/>
+      </w:pPr>
+      <w:r>
+        <w:t xml:space="preserve">키릴: 죄송해요. 정말 기분 상하게 하려던 건 아니었어요.</w:t>
+      </w:r>
+    </w:p>
+    <w:p>
+      <w:pPr>
+        <w:pStyle w:val="BodyText"/>
+      </w:pPr>
+      <w:r>
+        <w:t xml:space="preserve">볼코프: 기분 상하지 않았어요, 설명한 거죠, 그건 달라요. 언젠가 조카가 되고 싶으면, 나한텐 조카가 없으니 자리 비어 있어요.</w:t>
+      </w:r>
+    </w:p>
+    <w:p>
+      <w:pPr>
+        <w:pStyle w:val="BodyText"/>
+      </w:pPr>
+      <w:r>
+        <w:t xml:space="preserve">키릴: 감사합니다만, 삼촌은 하나면 충분해요.</w:t>
       </w:r>
     </w:p>
     <w:bookmarkEnd w:id="35"/>
@@ -4848,23 +4848,23 @@
         <w:pStyle w:val="FirstParagraph"/>
       </w:pPr>
       <w:r>
-        <w:t xml:space="preserve">볼코프: 보론초프. 5년 전에 당신한테 명함을 줬죠. 그랬어요: 「2년 뒤에 당신이 나한테 전화할 거다. 직접」.</w:t>
-      </w:r>
-    </w:p>
-    <w:p>
-      <w:pPr>
-        <w:pStyle w:val="BodyText"/>
-      </w:pPr>
-      <w:r>
-        <w:t xml:space="preserve">알렉세이: 기억해요. 「고객」 폴더에 넣었어요. 셋째 줄.</w:t>
-      </w:r>
-    </w:p>
-    <w:p>
-      <w:pPr>
-        <w:pStyle w:val="BodyText"/>
-      </w:pPr>
-      <w:r>
-        <w:t xml:space="preserve">볼코프: 거기 뭐라고 쓰여 있어요? 셋째 줄에?</w:t>
+        <w:t xml:space="preserve">볼코프: 보론초프, 5년 전에 당신한테 명함을 주며 그랬죠: 「2년 뒤에 당신이 나한테 전화할 거다. 직접」.</w:t>
+      </w:r>
+    </w:p>
+    <w:p>
+      <w:pPr>
+        <w:pStyle w:val="BodyText"/>
+      </w:pPr>
+      <w:r>
+        <w:t xml:space="preserve">알렉세이: 기억해요. 「고객」 폴더 셋째 줄에 넣었어요.</w:t>
+      </w:r>
+    </w:p>
+    <w:p>
+      <w:pPr>
+        <w:pStyle w:val="BodyText"/>
+      </w:pPr>
+      <w:r>
+        <w:t xml:space="preserve">볼코프: 그 셋째 줄에 뭐라고 쓰여 있어요?</w:t>
       </w:r>
     </w:p>
     <w:p>
@@ -4880,87 +4880,87 @@
         <w:pStyle w:val="BodyText"/>
       </w:pPr>
       <w:r>
-        <w:t xml:space="preserve">볼코프: 「아직은」. 아직도 갖고 있어요?</w:t>
-      </w:r>
-    </w:p>
-    <w:p>
-      <w:pPr>
-        <w:pStyle w:val="BodyText"/>
-      </w:pPr>
-      <w:r>
-        <w:t xml:space="preserve">알렉세이: 갖고 있어요. 여기. 폴더. 셋째 줄. 당신 명함. 좀 바랬네요.</w:t>
-      </w:r>
-    </w:p>
-    <w:p>
-      <w:pPr>
-        <w:pStyle w:val="BodyText"/>
-      </w:pPr>
-      <w:r>
-        <w:t xml:space="preserve">볼코프: 2년 뒤에 당신은 전화하지 않았어요. 5년이 지났죠. 전화는 늘 내가 했어요, 매번 — 내가. 올레그 일로. 코드 일로. 노보시비르스크 일로. 40억 일로. 5년에 다섯 번 — 그리고 당신한테서 온 전화는 한 통도 없어요. 그게 뭘 뜻하는지 알아요? 어제 계산해 봤어요. 마음에 안 들더군요.</w:t>
-      </w:r>
-    </w:p>
-    <w:p>
-      <w:pPr>
-        <w:pStyle w:val="BodyText"/>
-      </w:pPr>
-      <w:r>
-        <w:t xml:space="preserve">알렉세이: 인내심이 많으시다는 거요.</w:t>
-      </w:r>
-    </w:p>
-    <w:p>
-      <w:pPr>
-        <w:pStyle w:val="BodyText"/>
-      </w:pPr>
-      <w:r>
-        <w:t xml:space="preserve">볼코프: 내가 틀렸다는 거예요, 보론초프. 30년 동안 생각했어요: 작은 쪽이 큰 쪽에 온다. 늘. 조만간, 명함을 들고. 그런데 알고 보니 — 큰 쪽이 고집 센 쪽에 와요. 5년에 다섯 번. 아첨이 아니라 통계예요. 난 사람보다 통계를 더 믿어요.</w:t>
-      </w:r>
-    </w:p>
-    <w:p>
-      <w:pPr>
-        <w:pStyle w:val="BodyText"/>
-      </w:pPr>
-      <w:r>
-        <w:t xml:space="preserve">알렉세이: 세르게이 파블로비치, 「아직은」을 지우길 원하세요?</w:t>
-      </w:r>
-    </w:p>
-    <w:p>
-      <w:pPr>
-        <w:pStyle w:val="BodyText"/>
-      </w:pPr>
-      <w:r>
-        <w:t xml:space="preserve">볼코프: 아니요. 그대로 둬요. 「아직은」은 좋은 말이에요. 그때 그랬죠: 「마음에 든다」. 지금도 마음에 들어요. 10년 뒤에 — 봅시다. 어쩌면 이탈리아 젤과 야간 상담선을 들고 올지도 몰라요. 당신들한테 배워서.</w:t>
-      </w:r>
-    </w:p>
-    <w:p>
-      <w:pPr>
-        <w:pStyle w:val="BodyText"/>
-      </w:pPr>
-      <w:r>
-        <w:t xml:space="preserve">올가: 실례해요. 확인서. 실사 자료 폐기. 170개 항목 전부. 서명해 주세요.</w:t>
-      </w:r>
-    </w:p>
-    <w:p>
-      <w:pPr>
-        <w:pStyle w:val="BodyText"/>
-      </w:pPr>
-      <w:r>
-        <w:t xml:space="preserve">볼코프: 미로노바. 지금도요. 서명하죠. 샤바노프가 금요일에 다 지웠어요. 내가 직접 확인했어요. 이건 — 사실이에요.</w:t>
-      </w:r>
-    </w:p>
-    <w:p>
-      <w:pPr>
-        <w:pStyle w:val="BodyText"/>
-      </w:pPr>
-      <w:r>
-        <w:t xml:space="preserve">올가: 믿어요. 하지만 서명이 — 믿음보다 확실하죠.</w:t>
-      </w:r>
-    </w:p>
-    <w:p>
-      <w:pPr>
-        <w:pStyle w:val="BodyText"/>
-      </w:pPr>
-      <w:r>
-        <w:t xml:space="preserve">볼코프: 당신이 나한테서 30년 일했다면. 난 30년 동안 당신을 무서워했을 거예요.</w:t>
+        <w:t xml:space="preserve">볼코프: 「아직은」. 그 명함을 아직도 갖고 있어요?</w:t>
+      </w:r>
+    </w:p>
+    <w:p>
+      <w:pPr>
+        <w:pStyle w:val="BodyText"/>
+      </w:pPr>
+      <w:r>
+        <w:t xml:space="preserve">알렉세이: 갖고 있어요. 여기 폴더, 셋째 줄, 당신 명함. 좀 바랬지만 멀쩡해요.</w:t>
+      </w:r>
+    </w:p>
+    <w:p>
+      <w:pPr>
+        <w:pStyle w:val="BodyText"/>
+      </w:pPr>
+      <w:r>
+        <w:t xml:space="preserve">볼코프: 2년 뒤에 당신은 전화하지 않았고, 5년이 지났죠. 전화는 매번 내가 했어요: 올레그 일로, 코드 일로, 노보시비르스크 일로, 40억 일로. 5년에 다섯 번, 그리고 당신한테서 온 전화는 한 통도 없어요. 그게 뭘 뜻하는지 알아요? 어제 계산해 봤는데, 마음에 안 들더군요.</w:t>
+      </w:r>
+    </w:p>
+    <w:p>
+      <w:pPr>
+        <w:pStyle w:val="BodyText"/>
+      </w:pPr>
+      <w:r>
+        <w:t xml:space="preserve">알렉세이: 인내심이 많은 분이라는 뜻이죠.</w:t>
+      </w:r>
+    </w:p>
+    <w:p>
+      <w:pPr>
+        <w:pStyle w:val="BodyText"/>
+      </w:pPr>
+      <w:r>
+        <w:t xml:space="preserve">볼코프: 내가 틀렸다는 뜻이에요, 보론초프. 30년 동안 작은 쪽이 큰 쪽에 온다고 생각했어요, 늘, 조만간, 명함을 들고. 그런데 알고 보니 큰 쪽이 고집 센 쪽에 와요: 5년에 다섯 번. 아첨이 아니라 통계예요. 난 사람보다 통계를 더 믿어요.</w:t>
+      </w:r>
+    </w:p>
+    <w:p>
+      <w:pPr>
+        <w:pStyle w:val="BodyText"/>
+      </w:pPr>
+      <w:r>
+        <w:t xml:space="preserve">알렉세이: 세르게이 파블로비치, 그 「아직은」을 지우길 원하세요?</w:t>
+      </w:r>
+    </w:p>
+    <w:p>
+      <w:pPr>
+        <w:pStyle w:val="BodyText"/>
+      </w:pPr>
+      <w:r>
+        <w:t xml:space="preserve">볼코프: 아니요, 그대로 둬요, 「아직은」은 좋은 말이에요. 그때 「마음에 든다」고 했는데 지금도 마음에 들어요. 10년 뒤에 봅시다. 어쩌면 당신들한테 배워서 이탈리아 젤과 야간 상담선을 들고 올지도 몰라요. 나도 질 때는 배울 줄 알거든요.</w:t>
+      </w:r>
+    </w:p>
+    <w:p>
+      <w:pPr>
+        <w:pStyle w:val="BodyText"/>
+      </w:pPr>
+      <w:r>
+        <w:t xml:space="preserve">올가: 끼어들어 죄송해요. 실사 자료 폐기 확인서, 170개 항목 전부예요. 서명해 주세요.</w:t>
+      </w:r>
+    </w:p>
+    <w:p>
+      <w:pPr>
+        <w:pStyle w:val="BodyText"/>
+      </w:pPr>
+      <w:r>
+        <w:t xml:space="preserve">볼코프: 미로노바, 지금도요. 서명하죠. 샤바노프가 금요일에 다 지웠고, 내가 직접 확인했어요. 이건 사실이에요.</w:t>
+      </w:r>
+    </w:p>
+    <w:p>
+      <w:pPr>
+        <w:pStyle w:val="BodyText"/>
+      </w:pPr>
+      <w:r>
+        <w:t xml:space="preserve">올가: 믿어요. 하지만 그래도 서명이 믿음보다 확실하죠.</w:t>
+      </w:r>
+    </w:p>
+    <w:p>
+      <w:pPr>
+        <w:pStyle w:val="BodyText"/>
+      </w:pPr>
+      <w:r>
+        <w:t xml:space="preserve">볼코프: 당신이 나한테서 30년 일했다면, 난 30년 동안 당신을 무서워했을 거예요.</w:t>
       </w:r>
     </w:p>
     <w:p>
@@ -4976,15 +4976,15 @@
         <w:pStyle w:val="BodyText"/>
       </w:pPr>
       <w:r>
-        <w:t xml:space="preserve">볼코프: 좋아요. 가 봐야겠군요. 창고 마흔 곳은 기다려 주지 않아요. 보론초프. 한 단어. 드물게 하는 말이에요. 경쟁자에겐 — 절대 안 하고.</w:t>
-      </w:r>
-    </w:p>
-    <w:p>
-      <w:pPr>
-        <w:pStyle w:val="BodyText"/>
-      </w:pPr>
-      <w:r>
-        <w:t xml:space="preserve">알렉세이: 뭔데요?</w:t>
+        <w:t xml:space="preserve">볼코프: 좋아요, 가 봐야겠군요, 창고 마흔 곳은 기다려 주지 않으니까. 보론초프, 한 단어. 드물게 하는 말이고, 경쟁자에겐 절대 안 하는 말이에요.</w:t>
+      </w:r>
+    </w:p>
+    <w:p>
+      <w:pPr>
+        <w:pStyle w:val="BodyText"/>
+      </w:pPr>
+      <w:r>
+        <w:t xml:space="preserve">알렉세이: 어떤 단어요, 세르게이 파블로비치?</w:t>
       </w:r>
     </w:p>
     <w:p>
@@ -5000,47 +5000,47 @@
         <w:pStyle w:val="BodyText"/>
       </w:pPr>
       <w:r>
-        <w:t xml:space="preserve">알렉세이: 경쟁자에게 「행운을」이라고 하세요?</w:t>
-      </w:r>
-    </w:p>
-    <w:p>
-      <w:pPr>
-        <w:pStyle w:val="BodyText"/>
-      </w:pPr>
-      <w:r>
-        <w:t xml:space="preserve">볼코프: 당신은 경쟁자가 아니에요, 보론초프. 경쟁자는 나와 같은 걸 놓고 싸우는 사람이에요. 당신은 다른 걸 놓고 싸우죠. 밤에. 난 거기 안 가요. 그래서 — 행운을. 비꼬는 거 아니에요. 행운이 필요할 거예요. 나에 맞서서가 아니라. 나머지 모든 것에 맞서서.</w:t>
-      </w:r>
-    </w:p>
-    <w:p>
-      <w:pPr>
-        <w:pStyle w:val="BodyText"/>
-      </w:pPr>
-      <w:r>
-        <w:t xml:space="preserve">알렉세이: 감사합니다, 세르게이 파블로비치. 당신에게도 — 행운을. 이탈리아 젤과 함께.</w:t>
-      </w:r>
-    </w:p>
-    <w:p>
-      <w:pPr>
-        <w:pStyle w:val="BodyText"/>
-      </w:pPr>
-      <w:r>
-        <w:t xml:space="preserve">볼코프: 난 행운이 필요 없어요. 창고가 마흔 곳이니까. 행운은 판지를 가진 사람한테 필요한 거예요.</w:t>
-      </w:r>
-    </w:p>
-    <w:p>
-      <w:pPr>
-        <w:pStyle w:val="BodyText"/>
-      </w:pPr>
-      <w:r>
-        <w:t xml:space="preserve">이리나: 세르게이 파블로비치, 커피요. 얼음 넣은. 다 안 드셨어요.</w:t>
-      </w:r>
-    </w:p>
-    <w:p>
-      <w:pPr>
-        <w:pStyle w:val="BodyText"/>
-      </w:pPr>
-      <w:r>
-        <w:t xml:space="preserve">볼코프: 차에서 마실게요. 얼음은 서두르지 않으니까. 안녕히 계세요. 「아직은」이 아니라. 안녕히.</w:t>
+        <w:t xml:space="preserve">알렉세이: 경쟁자에게 「행운을」이라고 하세요? 제가 잘못 들은 건 아니죠?</w:t>
+      </w:r>
+    </w:p>
+    <w:p>
+      <w:pPr>
+        <w:pStyle w:val="BodyText"/>
+      </w:pPr>
+      <w:r>
+        <w:t xml:space="preserve">볼코프: 당신은 경쟁자가 아니에요, 보론초프. 경쟁자는 나와 같은 걸 놓고 싸우는 사람이에요. 당신은 다른 걸 놓고, 밤에 싸우고, 난 거기 안 가요. 그래서 — 행운을, 비꼬는 거 아니에요. 행운이 필요할 거예요, 나에 맞서서가 아니라. 나머지 모든 것에 맞서서.</w:t>
+      </w:r>
+    </w:p>
+    <w:p>
+      <w:pPr>
+        <w:pStyle w:val="BodyText"/>
+      </w:pPr>
+      <w:r>
+        <w:t xml:space="preserve">알렉세이: 감사합니다, 세르게이 파블로비치. 당신에게도 행운을, 이탈리아 젤과 함께.</w:t>
+      </w:r>
+    </w:p>
+    <w:p>
+      <w:pPr>
+        <w:pStyle w:val="BodyText"/>
+      </w:pPr>
+      <w:r>
+        <w:t xml:space="preserve">볼코프: 난 행운이 필요 없어요, 창고가 마흔 곳이니까. 행운은 판지를 가진 사람한테 필요한 거예요.</w:t>
+      </w:r>
+    </w:p>
+    <w:p>
+      <w:pPr>
+        <w:pStyle w:val="BodyText"/>
+      </w:pPr>
+      <w:r>
+        <w:t xml:space="preserve">이리나: 세르게이 파블로비치, 얼음 넣은 커피요. 다 안 드셨어요.</w:t>
+      </w:r>
+    </w:p>
+    <w:p>
+      <w:pPr>
+        <w:pStyle w:val="BodyText"/>
+      </w:pPr>
+      <w:r>
+        <w:t xml:space="preserve">볼코프: 차에서 마실게요, 얼음은 서두르지 않으니까. 안녕히 계세요. 「아직은」이 아니라. 안녕히.</w:t>
       </w:r>
     </w:p>
     <w:bookmarkEnd w:id="36"/>
@@ -5058,7 +5058,7 @@
         <w:pStyle w:val="FirstParagraph"/>
       </w:pPr>
       <w:r>
-        <w:t xml:space="preserve">조야: 결과예요. 백 명이 투표했어요. 스베타는 — 손님이라 투표 안 했고요. 결과: 발렌티나 — 58표.</w:t>
+        <w:t xml:space="preserve">조야: 결과예요: 백 명이 투표했고, 스베타는 손님이라 투표 안 했어요. 결과: 발렌티나 58표.</w:t>
       </w:r>
     </w:p>
     <w:p>
@@ -5074,103 +5074,103 @@
         <w:pStyle w:val="BodyText"/>
       </w:pPr>
       <w:r>
-        <w:t xml:space="preserve">파샤: 써넣었어요. 「눈 감고」를 생각해 내셨잖아요. 그러니까 보는 것도 발렌티나 씨가 해야죠.</w:t>
-      </w:r>
-    </w:p>
-    <w:p>
-      <w:pPr>
-        <w:pStyle w:val="BodyText"/>
-      </w:pPr>
-      <w:r>
-        <w:t xml:space="preserve">알렉세이: 발렌티나, 수락하시겠어요? 이사회 자리. 표는 — 다른 사람과 똑같아요. 다섯 번째.</w:t>
-      </w:r>
-    </w:p>
-    <w:p>
-      <w:pPr>
-        <w:pStyle w:val="BodyText"/>
-      </w:pPr>
-      <w:r>
-        <w:t xml:space="preserve">발랴: 수락할게요. 조건 하나. 회의는 — 저녁 6시 이후. 아니면 전화로. 야간 근무 중에.</w:t>
-      </w:r>
-    </w:p>
-    <w:p>
-      <w:pPr>
-        <w:pStyle w:val="BodyText"/>
-      </w:pPr>
-      <w:r>
-        <w:t xml:space="preserve">올가: 적을게요. 「직원 대표 이사는 야간 근무 중에 참여한다」. 공증인이 기절하겠네. 마음에 들어.</w:t>
-      </w:r>
-    </w:p>
-    <w:p>
-      <w:pPr>
-        <w:pStyle w:val="BodyText"/>
-      </w:pPr>
-      <w:r>
-        <w:t xml:space="preserve">도윤: 발렌티나, 저도 이사예요. 옆에 앉게 될 거예요. 저는 「왜」라고 묻고. 발렌티나 씨는 「밤이니까요」라고 답하고.</w:t>
-      </w:r>
-    </w:p>
-    <w:p>
-      <w:pPr>
-        <w:pStyle w:val="BodyText"/>
-      </w:pPr>
-      <w:r>
-        <w:t xml:space="preserve">발랴: 「밤이니까요」. 좋은 답이네요. 제가 써도 될까요?</w:t>
-      </w:r>
-    </w:p>
-    <w:p>
-      <w:pPr>
-        <w:pStyle w:val="BodyText"/>
-      </w:pPr>
-      <w:r>
-        <w:t xml:space="preserve">도윤: 쓰세요. 이제 발렌티나 씨 거예요.</w:t>
-      </w:r>
-    </w:p>
-    <w:p>
-      <w:pPr>
-        <w:pStyle w:val="BodyText"/>
-      </w:pPr>
-      <w:r>
-        <w:t xml:space="preserve">알렉세이: 보리스 이고레비치 전화예요. 네, 보리스 이고레비치?</w:t>
-      </w:r>
-    </w:p>
-    <w:p>
-      <w:pPr>
-        <w:pStyle w:val="BodyText"/>
-      </w:pPr>
-      <w:r>
-        <w:t xml:space="preserve">보리스: 그래서? 볼코프가 「행운을」이라고 했나?</w:t>
-      </w:r>
-    </w:p>
-    <w:p>
-      <w:pPr>
-        <w:pStyle w:val="BodyText"/>
-      </w:pPr>
-      <w:r>
-        <w:t xml:space="preserve">알렉세이: 했어요. 비꼬지 않고. 그리고 「안녕히」라고 — 「아직은」이 아니라.</w:t>
-      </w:r>
-    </w:p>
-    <w:p>
-      <w:pPr>
-        <w:pStyle w:val="BodyText"/>
-      </w:pPr>
-      <w:r>
-        <w:t xml:space="preserve">보리스: 볼코프의 「행운을」. 난 그 말을 30년 기다렸는데. 못 들었지. 그런데 넌 — 5년 만에.</w:t>
-      </w:r>
-    </w:p>
-    <w:p>
-      <w:pPr>
-        <w:pStyle w:val="BodyText"/>
-      </w:pPr>
-      <w:r>
-        <w:t xml:space="preserve">알렉세이: 그게 큰 건가요, 보리스 이고레비치?</w:t>
-      </w:r>
-    </w:p>
-    <w:p>
-      <w:pPr>
-        <w:pStyle w:val="BodyText"/>
-      </w:pPr>
-      <w:r>
-        <w:t xml:space="preserve">보리스: 네가 컸다는 뜻이야, 이 친구야. 그래서 발랴가 뽑혔어? 그렇지. 내가 소리 내서 바랐잖아.</w:t>
+        <w:t xml:space="preserve">파샤: 써넣었어요. 「눈 감고」를 생각해 내셨으니, 보는 것도 발렌티나 씨가 해야죠.</w:t>
+      </w:r>
+    </w:p>
+    <w:p>
+      <w:pPr>
+        <w:pStyle w:val="BodyText"/>
+      </w:pPr>
+      <w:r>
+        <w:t xml:space="preserve">알렉세이: 발렌티나, 수락하시겠어요? 이사회 자리고, 표는 다른 사람과 똑같이 다섯 번째 한 표예요.</w:t>
+      </w:r>
+    </w:p>
+    <w:p>
+      <w:pPr>
+        <w:pStyle w:val="BodyText"/>
+      </w:pPr>
+      <w:r>
+        <w:t xml:space="preserve">발랴: 수락할게요, 다만 조건 하나: 회의는 저녁 6시 이후로요. 아니면 야간 근무 중에 전화로 참여할게요.</w:t>
+      </w:r>
+    </w:p>
+    <w:p>
+      <w:pPr>
+        <w:pStyle w:val="BodyText"/>
+      </w:pPr>
+      <w:r>
+        <w:t xml:space="preserve">올가: 적을게요: 「직원 대표 이사는 야간 근무 중에 참여한다」. 공증인이 기절하겠지만, 난 마음에 들어.</w:t>
+      </w:r>
+    </w:p>
+    <w:p>
+      <w:pPr>
+        <w:pStyle w:val="BodyText"/>
+      </w:pPr>
+      <w:r>
+        <w:t xml:space="preserve">도윤: 발렌티나, 저도 이사라서 옆에 앉게 될 거예요. 저는 「왜」라고 묻고, 발렌티나 씨는 「밤이니까요」라고 답하고요.</w:t>
+      </w:r>
+    </w:p>
+    <w:p>
+      <w:pPr>
+        <w:pStyle w:val="BodyText"/>
+      </w:pPr>
+      <w:r>
+        <w:t xml:space="preserve">발랴: 「밤이니까요」. 좋은 답이네요. 제가 가져가도 될까요?</w:t>
+      </w:r>
+    </w:p>
+    <w:p>
+      <w:pPr>
+        <w:pStyle w:val="BodyText"/>
+      </w:pPr>
+      <w:r>
+        <w:t xml:space="preserve">도윤: 가져가세요, 이제 발렌티나 씨 거예요, 선물이에요. 저한텐 그런 답이 많아요, 15년 동안 모았거든요.</w:t>
+      </w:r>
+    </w:p>
+    <w:p>
+      <w:pPr>
+        <w:pStyle w:val="BodyText"/>
+      </w:pPr>
+      <w:r>
+        <w:t xml:space="preserve">알렉세이: 보리스 이고레비치 전화예요. 네, 보리스 이고레비치, 듣고 있어요.</w:t>
+      </w:r>
+    </w:p>
+    <w:p>
+      <w:pPr>
+        <w:pStyle w:val="BodyText"/>
+      </w:pPr>
+      <w:r>
+        <w:t xml:space="preserve">보리스: 그래서? 볼코프가 너한테 「행운을」이라고 했나?</w:t>
+      </w:r>
+    </w:p>
+    <w:p>
+      <w:pPr>
+        <w:pStyle w:val="BodyText"/>
+      </w:pPr>
+      <w:r>
+        <w:t xml:space="preserve">알렉세이: 했어요, 비꼬지 않고. 그리고 「아직은」이 아니라 「안녕히」라고요.</w:t>
+      </w:r>
+    </w:p>
+    <w:p>
+      <w:pPr>
+        <w:pStyle w:val="BodyText"/>
+      </w:pPr>
+      <w:r>
+        <w:t xml:space="preserve">보리스: 볼코프의 「행운을」. 난 그 말을 30년 기다렸는데 끝내 못 들었지. 그런데 넌 5년 만에 들었어.</w:t>
+      </w:r>
+    </w:p>
+    <w:p>
+      <w:pPr>
+        <w:pStyle w:val="BodyText"/>
+      </w:pPr>
+      <w:r>
+        <w:t xml:space="preserve">알렉세이: 그게 큰 의미가 있는 건가요, 보리스 이고레비치?</w:t>
+      </w:r>
+    </w:p>
+    <w:p>
+      <w:pPr>
+        <w:pStyle w:val="BodyText"/>
+      </w:pPr>
+      <w:r>
+        <w:t xml:space="preserve">보리스: 네가 컸다는 뜻이야, 이 친구야. 그래서 발랴가 뽑혔어? 그렇지, 내가 소리 내서 바랐잖아.</w:t>
       </w:r>
     </w:p>
     <w:bookmarkEnd w:id="37"/>
